--- a/06_PRINT/Dissertasiya.docx
+++ b/06_PRINT/Dissertasiya.docx
@@ -253,7 +253,18 @@
           <w:szCs w:val="28"/>
           <w14:ligatures w14:val="none"/>
         </w:rPr>
-        <w:t>Cumshud</w:t>
+        <w:t>J</w:t>
+      </w:r>
+      <w:r>
+        <w:rPr>
+          <w:rFonts w:ascii="Times New Roman" w:eastAsia="MS Mincho" w:hAnsi="Times New Roman" w:cs="Times New Roman"/>
+          <w:b/>
+          <w:kern w:val="0"/>
+          <w:sz w:val="28"/>
+          <w:szCs w:val="28"/>
+          <w14:ligatures w14:val="none"/>
+        </w:rPr>
+        <w:t>umshud</w:t>
       </w:r>
       <w:proofErr w:type="spellEnd"/>
       <w:r>
@@ -1230,6 +1241,18 @@
         <w:t>Khanim</w:t>
       </w:r>
       <w:bookmarkEnd w:id="5"/>
+      <w:r>
+        <w:rPr>
+          <w:rFonts w:ascii="Times New Roman" w:eastAsia="Times New Roman" w:hAnsi="Times New Roman" w:cs="Times New Roman"/>
+          <w:b/>
+          <w:kern w:val="0"/>
+          <w:sz w:val="28"/>
+          <w:szCs w:val="28"/>
+          <w:lang w:val="az-Latn-AZ"/>
+          <w14:ligatures w14:val="none"/>
+        </w:rPr>
+        <w:t xml:space="preserve"> Jamal</w:t>
+      </w:r>
     </w:p>
     <w:p>
       <w:pPr>
@@ -10183,19 +10206,6 @@
     </w:p>
     <w:p>
       <w:pPr>
-        <w:spacing w:after="0" w:line="360" w:lineRule="auto"/>
-        <w:ind w:firstLine="720"/>
-        <w:rPr>
-          <w:rFonts w:ascii="Times New Roman" w:eastAsia="MS Mincho" w:hAnsi="Times New Roman" w:cs="Times New Roman"/>
-          <w:kern w:val="0"/>
-          <w:sz w:val="28"/>
-          <w:szCs w:val="28"/>
-          <w14:ligatures w14:val="none"/>
-        </w:rPr>
-      </w:pPr>
-    </w:p>
-    <w:p>
-      <w:pPr>
         <w:spacing w:after="0" w:line="240" w:lineRule="auto"/>
         <w:ind w:firstLine="567"/>
         <w:jc w:val="center"/>
@@ -16174,7 +16184,6 @@
           <w:kern w:val="0"/>
           <w14:ligatures w14:val="none"/>
         </w:rPr>
-        <w:lastRenderedPageBreak/>
         <w:t xml:space="preserve">Source: </w:t>
       </w:r>
       <w:r>
@@ -22040,7 +22049,7 @@
           <w:kern w:val="0"/>
         </w:rPr>
         <w:drawing>
-          <wp:inline distT="0" distB="0" distL="0" distR="0" wp14:anchorId="55993A74" wp14:editId="6337A1F4">
+          <wp:inline distT="0" distB="0" distL="0" distR="0" wp14:anchorId="55993A74" wp14:editId="450B5C8E">
             <wp:extent cx="3586289" cy="4368800"/>
             <wp:effectExtent l="0" t="0" r="0" b="0"/>
             <wp:docPr id="1614350033" name="Picture 11"/>
@@ -24670,7 +24679,7 @@
           <w:kern w:val="0"/>
         </w:rPr>
         <w:drawing>
-          <wp:inline distT="0" distB="0" distL="0" distR="0" wp14:anchorId="40536A26" wp14:editId="53363FBA">
+          <wp:inline distT="0" distB="0" distL="0" distR="0" wp14:anchorId="40536A26" wp14:editId="794AC8EE">
             <wp:extent cx="5849363" cy="5227782"/>
             <wp:effectExtent l="0" t="0" r="5715" b="5080"/>
             <wp:docPr id="1025195147" name="Picture 16"/>
@@ -33049,21 +33058,6 @@
           <w14:ligatures w14:val="none"/>
         </w:rPr>
       </w:pPr>
-    </w:p>
-    <w:p>
-      <w:pPr>
-        <w:spacing w:after="0" w:line="360" w:lineRule="auto"/>
-        <w:ind w:firstLine="567"/>
-        <w:jc w:val="both"/>
-        <w:rPr>
-          <w:rFonts w:ascii="Times New Roman" w:eastAsia="MS Mincho" w:hAnsi="Times New Roman" w:cs="Times New Roman"/>
-          <w:kern w:val="0"/>
-          <w:sz w:val="28"/>
-          <w:szCs w:val="28"/>
-          <w:lang w:val="az-Latn-AZ"/>
-          <w14:ligatures w14:val="none"/>
-        </w:rPr>
-      </w:pPr>
       <w:r>
         <w:rPr>
           <w:rFonts w:ascii="Times New Roman" w:eastAsia="MS Mincho" w:hAnsi="Times New Roman" w:cs="Times New Roman"/>
@@ -33157,6 +33151,7 @@
           <w:numId w:val="44"/>
         </w:numPr>
         <w:spacing w:before="100" w:beforeAutospacing="1" w:after="100" w:afterAutospacing="1" w:line="360" w:lineRule="auto"/>
+        <w:jc w:val="both"/>
         <w:rPr>
           <w:rFonts w:ascii="Times New Roman" w:eastAsia="Times New Roman" w:hAnsi="Times New Roman" w:cs="Times New Roman"/>
           <w:kern w:val="0"/>
@@ -33206,6 +33201,7 @@
           <w:numId w:val="44"/>
         </w:numPr>
         <w:spacing w:before="100" w:beforeAutospacing="1" w:after="100" w:afterAutospacing="1" w:line="360" w:lineRule="auto"/>
+        <w:jc w:val="both"/>
         <w:rPr>
           <w:rFonts w:ascii="Times New Roman" w:eastAsia="Times New Roman" w:hAnsi="Times New Roman" w:cs="Times New Roman"/>
           <w:kern w:val="0"/>
@@ -33255,6 +33251,7 @@
           <w:numId w:val="44"/>
         </w:numPr>
         <w:spacing w:before="100" w:beforeAutospacing="1" w:after="100" w:afterAutospacing="1" w:line="360" w:lineRule="auto"/>
+        <w:jc w:val="both"/>
         <w:rPr>
           <w:rFonts w:ascii="Times New Roman" w:eastAsia="Times New Roman" w:hAnsi="Times New Roman" w:cs="Times New Roman"/>
           <w:kern w:val="0"/>
@@ -33326,6 +33323,7 @@
           <w:numId w:val="44"/>
         </w:numPr>
         <w:spacing w:before="100" w:beforeAutospacing="1" w:after="100" w:afterAutospacing="1" w:line="360" w:lineRule="auto"/>
+        <w:jc w:val="both"/>
         <w:rPr>
           <w:rFonts w:ascii="Times New Roman" w:eastAsia="Times New Roman" w:hAnsi="Times New Roman" w:cs="Times New Roman"/>
           <w:kern w:val="0"/>
@@ -33353,6 +33351,7 @@
           <w:numId w:val="44"/>
         </w:numPr>
         <w:spacing w:before="100" w:beforeAutospacing="1" w:after="100" w:afterAutospacing="1" w:line="360" w:lineRule="auto"/>
+        <w:jc w:val="both"/>
         <w:rPr>
           <w:rFonts w:ascii="Times New Roman" w:eastAsia="Times New Roman" w:hAnsi="Times New Roman" w:cs="Times New Roman"/>
           <w:kern w:val="0"/>
@@ -33380,6 +33379,7 @@
           <w:numId w:val="44"/>
         </w:numPr>
         <w:spacing w:before="100" w:beforeAutospacing="1" w:after="100" w:afterAutospacing="1" w:line="360" w:lineRule="auto"/>
+        <w:jc w:val="both"/>
         <w:rPr>
           <w:rFonts w:ascii="Times New Roman" w:eastAsia="Times New Roman" w:hAnsi="Times New Roman" w:cs="Times New Roman"/>
           <w:kern w:val="0"/>
@@ -33407,6 +33407,7 @@
           <w:numId w:val="44"/>
         </w:numPr>
         <w:spacing w:before="100" w:beforeAutospacing="1" w:after="100" w:afterAutospacing="1" w:line="360" w:lineRule="auto"/>
+        <w:jc w:val="both"/>
         <w:rPr>
           <w:rFonts w:ascii="Times New Roman" w:eastAsia="Times New Roman" w:hAnsi="Times New Roman" w:cs="Times New Roman"/>
           <w:kern w:val="0"/>
@@ -33434,6 +33435,7 @@
           <w:numId w:val="44"/>
         </w:numPr>
         <w:spacing w:before="100" w:beforeAutospacing="1" w:after="100" w:afterAutospacing="1" w:line="360" w:lineRule="auto"/>
+        <w:jc w:val="both"/>
         <w:rPr>
           <w:rFonts w:ascii="Times New Roman" w:eastAsia="Times New Roman" w:hAnsi="Times New Roman" w:cs="Times New Roman"/>
           <w:kern w:val="0"/>
@@ -33461,6 +33463,7 @@
           <w:numId w:val="44"/>
         </w:numPr>
         <w:spacing w:before="100" w:beforeAutospacing="1" w:after="100" w:afterAutospacing="1" w:line="360" w:lineRule="auto"/>
+        <w:jc w:val="both"/>
         <w:rPr>
           <w:rFonts w:ascii="Times New Roman" w:eastAsia="Times New Roman" w:hAnsi="Times New Roman" w:cs="Times New Roman"/>
           <w:kern w:val="0"/>
@@ -33510,6 +33513,7 @@
           <w:numId w:val="44"/>
         </w:numPr>
         <w:spacing w:before="100" w:beforeAutospacing="1" w:after="100" w:afterAutospacing="1" w:line="360" w:lineRule="auto"/>
+        <w:jc w:val="both"/>
         <w:rPr>
           <w:rFonts w:ascii="Times New Roman" w:eastAsia="Times New Roman" w:hAnsi="Times New Roman" w:cs="Times New Roman"/>
           <w:kern w:val="0"/>
@@ -33571,6 +33575,7 @@
           <w:numId w:val="44"/>
         </w:numPr>
         <w:spacing w:before="100" w:beforeAutospacing="1" w:after="100" w:afterAutospacing="1" w:line="360" w:lineRule="auto"/>
+        <w:jc w:val="both"/>
         <w:rPr>
           <w:rFonts w:ascii="Times New Roman" w:eastAsia="Times New Roman" w:hAnsi="Times New Roman" w:cs="Times New Roman"/>
           <w:kern w:val="0"/>
@@ -33633,6 +33638,7 @@
           <w:numId w:val="44"/>
         </w:numPr>
         <w:spacing w:before="100" w:beforeAutospacing="1" w:after="100" w:afterAutospacing="1" w:line="360" w:lineRule="auto"/>
+        <w:jc w:val="both"/>
         <w:rPr>
           <w:rFonts w:ascii="Times New Roman" w:eastAsia="Times New Roman" w:hAnsi="Times New Roman" w:cs="Times New Roman"/>
           <w:kern w:val="0"/>
@@ -33672,6 +33678,7 @@
           <w:numId w:val="44"/>
         </w:numPr>
         <w:spacing w:before="100" w:beforeAutospacing="1" w:after="100" w:afterAutospacing="1" w:line="360" w:lineRule="auto"/>
+        <w:jc w:val="both"/>
         <w:rPr>
           <w:rFonts w:ascii="Times New Roman" w:eastAsia="Times New Roman" w:hAnsi="Times New Roman" w:cs="Times New Roman"/>
           <w:kern w:val="0"/>
@@ -33721,6 +33728,7 @@
           <w:numId w:val="44"/>
         </w:numPr>
         <w:spacing w:before="100" w:beforeAutospacing="1" w:after="100" w:afterAutospacing="1" w:line="360" w:lineRule="auto"/>
+        <w:jc w:val="both"/>
         <w:rPr>
           <w:rFonts w:ascii="Times New Roman" w:eastAsia="Times New Roman" w:hAnsi="Times New Roman" w:cs="Times New Roman"/>
           <w:kern w:val="0"/>
@@ -33748,6 +33756,7 @@
           <w:numId w:val="44"/>
         </w:numPr>
         <w:spacing w:before="100" w:beforeAutospacing="1" w:after="100" w:afterAutospacing="1" w:line="360" w:lineRule="auto"/>
+        <w:jc w:val="both"/>
         <w:rPr>
           <w:rFonts w:ascii="Times New Roman" w:eastAsia="Times New Roman" w:hAnsi="Times New Roman" w:cs="Times New Roman"/>
           <w:kern w:val="0"/>
@@ -33841,6 +33850,7 @@
           <w:numId w:val="44"/>
         </w:numPr>
         <w:spacing w:before="100" w:beforeAutospacing="1" w:after="100" w:afterAutospacing="1" w:line="360" w:lineRule="auto"/>
+        <w:jc w:val="both"/>
         <w:rPr>
           <w:rFonts w:ascii="Times New Roman" w:eastAsia="Times New Roman" w:hAnsi="Times New Roman" w:cs="Times New Roman"/>
           <w:kern w:val="0"/>
@@ -33868,6 +33878,7 @@
           <w:numId w:val="44"/>
         </w:numPr>
         <w:spacing w:before="100" w:beforeAutospacing="1" w:after="100" w:afterAutospacing="1" w:line="360" w:lineRule="auto"/>
+        <w:jc w:val="both"/>
         <w:rPr>
           <w:rFonts w:ascii="Times New Roman" w:eastAsia="Times New Roman" w:hAnsi="Times New Roman" w:cs="Times New Roman"/>
           <w:kern w:val="0"/>
@@ -33961,6 +33972,7 @@
           <w:numId w:val="44"/>
         </w:numPr>
         <w:spacing w:before="100" w:beforeAutospacing="1" w:after="100" w:afterAutospacing="1" w:line="360" w:lineRule="auto"/>
+        <w:jc w:val="both"/>
         <w:rPr>
           <w:rFonts w:ascii="Times New Roman" w:eastAsia="Times New Roman" w:hAnsi="Times New Roman" w:cs="Times New Roman"/>
           <w:kern w:val="0"/>
@@ -34010,6 +34022,7 @@
           <w:numId w:val="44"/>
         </w:numPr>
         <w:spacing w:before="100" w:beforeAutospacing="1" w:after="100" w:afterAutospacing="1" w:line="360" w:lineRule="auto"/>
+        <w:jc w:val="both"/>
         <w:rPr>
           <w:rFonts w:ascii="Times New Roman" w:eastAsia="Times New Roman" w:hAnsi="Times New Roman" w:cs="Times New Roman"/>
           <w:kern w:val="0"/>
@@ -34059,6 +34072,7 @@
           <w:numId w:val="44"/>
         </w:numPr>
         <w:spacing w:before="100" w:beforeAutospacing="1" w:after="100" w:afterAutospacing="1" w:line="360" w:lineRule="auto"/>
+        <w:jc w:val="both"/>
         <w:rPr>
           <w:rFonts w:ascii="Times New Roman" w:eastAsia="Times New Roman" w:hAnsi="Times New Roman" w:cs="Times New Roman"/>
           <w:kern w:val="0"/>
@@ -34087,6 +34101,7 @@
           <w:numId w:val="44"/>
         </w:numPr>
         <w:spacing w:before="100" w:beforeAutospacing="1" w:after="100" w:afterAutospacing="1" w:line="360" w:lineRule="auto"/>
+        <w:jc w:val="both"/>
         <w:rPr>
           <w:rFonts w:ascii="Times New Roman" w:eastAsia="Times New Roman" w:hAnsi="Times New Roman" w:cs="Times New Roman"/>
           <w:kern w:val="0"/>
@@ -34136,6 +34151,7 @@
           <w:numId w:val="44"/>
         </w:numPr>
         <w:spacing w:before="100" w:beforeAutospacing="1" w:after="100" w:afterAutospacing="1" w:line="360" w:lineRule="auto"/>
+        <w:jc w:val="both"/>
         <w:rPr>
           <w:rFonts w:ascii="Times New Roman" w:eastAsia="Times New Roman" w:hAnsi="Times New Roman" w:cs="Times New Roman"/>
           <w:kern w:val="0"/>
@@ -34251,6 +34267,7 @@
           <w:numId w:val="44"/>
         </w:numPr>
         <w:spacing w:before="100" w:beforeAutospacing="1" w:after="100" w:afterAutospacing="1" w:line="360" w:lineRule="auto"/>
+        <w:jc w:val="both"/>
         <w:rPr>
           <w:rFonts w:ascii="Times New Roman" w:eastAsia="Times New Roman" w:hAnsi="Times New Roman" w:cs="Times New Roman"/>
           <w:kern w:val="0"/>
@@ -34300,6 +34317,7 @@
           <w:numId w:val="44"/>
         </w:numPr>
         <w:spacing w:before="100" w:beforeAutospacing="1" w:after="100" w:afterAutospacing="1" w:line="360" w:lineRule="auto"/>
+        <w:jc w:val="both"/>
         <w:rPr>
           <w:rFonts w:ascii="Times New Roman" w:eastAsia="Times New Roman" w:hAnsi="Times New Roman" w:cs="Times New Roman"/>
           <w:kern w:val="0"/>
@@ -34371,6 +34389,7 @@
           <w:numId w:val="44"/>
         </w:numPr>
         <w:spacing w:before="100" w:beforeAutospacing="1" w:after="100" w:afterAutospacing="1" w:line="360" w:lineRule="auto"/>
+        <w:jc w:val="both"/>
         <w:rPr>
           <w:rFonts w:ascii="Times New Roman" w:eastAsia="Times New Roman" w:hAnsi="Times New Roman" w:cs="Times New Roman"/>
           <w:kern w:val="0"/>
@@ -37590,7 +37609,7 @@
         <v:path o:extrusionok="f" gradientshapeok="t" o:connecttype="rect"/>
         <o:lock v:ext="edit" aspectratio="t"/>
       </v:shapetype>
-      <v:shape id="_x0000_i1025" type="#_x0000_t75" style="width:11.1pt;height:11.1pt;visibility:visible;mso-wrap-style:square" o:bullet="t">
+      <v:shape id="_x0000_i1025" type="#_x0000_t75" style="width:11pt;height:11pt;visibility:visible;mso-wrap-style:square" o:bullet="t">
         <v:imagedata r:id="rId1" o:title=""/>
       </v:shape>
     </w:pict>

--- a/06_PRINT/Dissertasiya.docx
+++ b/06_PRINT/Dissertasiya.docx
@@ -22049,7 +22049,7 @@
           <w:kern w:val="0"/>
         </w:rPr>
         <w:drawing>
-          <wp:inline distT="0" distB="0" distL="0" distR="0" wp14:anchorId="55993A74" wp14:editId="450B5C8E">
+          <wp:inline distT="0" distB="0" distL="0" distR="0" wp14:anchorId="55993A74" wp14:editId="4FE7271F">
             <wp:extent cx="3586289" cy="4368800"/>
             <wp:effectExtent l="0" t="0" r="0" b="0"/>
             <wp:docPr id="1614350033" name="Picture 11"/>
@@ -24679,7 +24679,7 @@
           <w:kern w:val="0"/>
         </w:rPr>
         <w:drawing>
-          <wp:inline distT="0" distB="0" distL="0" distR="0" wp14:anchorId="40536A26" wp14:editId="794AC8EE">
+          <wp:inline distT="0" distB="0" distL="0" distR="0" wp14:anchorId="40536A26" wp14:editId="429E59C8">
             <wp:extent cx="5849363" cy="5227782"/>
             <wp:effectExtent l="0" t="0" r="5715" b="5080"/>
             <wp:docPr id="1025195147" name="Picture 16"/>
@@ -32877,6 +32877,7 @@
           <w14:ligatures w14:val="none"/>
         </w:rPr>
       </w:pPr>
+      <w:bookmarkStart w:id="105" w:name="OLE_LINK17"/>
       <w:r>
         <w:rPr>
           <w:rFonts w:ascii="Times New Roman" w:eastAsia="MS Mincho" w:hAnsi="Times New Roman" w:cs="Times New Roman"/>
@@ -33069,6 +33070,7 @@
         </w:rPr>
         <w:t>In conclusion, this dissertation demonstrates that the integration of AI-based assessment models into educational platforms is not a future aspiration but a present capability, and that responsible, well-engineered deployment of these systems has the potential to make high-quality, personalized educational feedback accessible at a scale that human assessment alone cannot sustain.</w:t>
       </w:r>
+      <w:bookmarkEnd w:id="105"/>
     </w:p>
     <w:bookmarkEnd w:id="14"/>
     <w:bookmarkEnd w:id="15"/>
@@ -33113,7 +33115,7 @@
           <w14:ligatures w14:val="none"/>
         </w:rPr>
       </w:pPr>
-      <w:bookmarkStart w:id="105" w:name="_Toc231402742"/>
+      <w:bookmarkStart w:id="106" w:name="_Toc231402742"/>
       <w:r>
         <w:rPr>
           <w:rFonts w:ascii="Times New Roman" w:eastAsia="Times New Roman" w:hAnsi="Times New Roman" w:cs="Times New Roman"/>
@@ -33127,7 +33129,7 @@
         <w:lastRenderedPageBreak/>
         <w:t>REFERENCES</w:t>
       </w:r>
-      <w:bookmarkEnd w:id="105"/>
+      <w:bookmarkEnd w:id="106"/>
       <w:r>
         <w:rPr>
           <w:rFonts w:ascii="Times New Roman" w:eastAsia="Times New Roman" w:hAnsi="Times New Roman" w:cs="Times New Roman"/>
@@ -33140,8 +33142,8 @@
         </w:rPr>
         <w:t xml:space="preserve"> </w:t>
       </w:r>
-      <w:bookmarkStart w:id="106" w:name="_Hlk130085971"/>
-      <w:bookmarkStart w:id="107" w:name="_Hlk196159072"/>
+      <w:bookmarkStart w:id="107" w:name="_Hlk130085971"/>
+      <w:bookmarkStart w:id="108" w:name="_Hlk196159072"/>
     </w:p>
     <w:p>
       <w:pPr>
@@ -33617,7 +33619,7 @@
         </w:rPr>
         <w:t xml:space="preserve">. NVIDIA Developer Blog. </w:t>
       </w:r>
-      <w:bookmarkStart w:id="108" w:name="OLE_LINK297"/>
+      <w:bookmarkStart w:id="109" w:name="OLE_LINK297"/>
       <w:r>
         <w:rPr>
           <w:rFonts w:ascii="Times New Roman" w:eastAsia="Times New Roman" w:hAnsi="Times New Roman" w:cs="Times New Roman"/>
@@ -33628,7 +33630,7 @@
         </w:rPr>
         <w:t>https://developer.nvidia.com/blog/text-normalization-and-inverse-text-normalization-with-nvidia-nemo/</w:t>
       </w:r>
-      <w:bookmarkEnd w:id="108"/>
+      <w:bookmarkEnd w:id="109"/>
     </w:p>
     <w:p>
       <w:pPr>
@@ -34654,7 +34656,7 @@
           <w14:ligatures w14:val="none"/>
         </w:rPr>
       </w:pPr>
-      <w:bookmarkStart w:id="109" w:name="OLE_LINK134"/>
+      <w:bookmarkStart w:id="110" w:name="OLE_LINK134"/>
       <w:r>
         <w:rPr>
           <w:rFonts w:ascii="Times New Roman" w:eastAsia="MS Mincho" w:hAnsi="Times New Roman" w:cs="Times New Roman"/>
@@ -34832,7 +34834,7 @@
           <w14:ligatures w14:val="none"/>
         </w:rPr>
       </w:pPr>
-      <w:bookmarkStart w:id="110" w:name="OLE_LINK163"/>
+      <w:bookmarkStart w:id="111" w:name="OLE_LINK163"/>
       <w:r>
         <w:rPr>
           <w:rFonts w:ascii="Times New Roman" w:eastAsia="MS Mincho" w:hAnsi="Times New Roman" w:cs="Times New Roman"/>
@@ -34855,7 +34857,7 @@
         </w:rPr>
         <w:t xml:space="preserve"> SWOT analysis of the rule-based TTS approach for Azerbaijani...................................</w:t>
       </w:r>
-      <w:bookmarkEnd w:id="110"/>
+      <w:bookmarkEnd w:id="111"/>
       <w:r>
         <w:rPr>
           <w:rFonts w:ascii="Times New Roman" w:eastAsia="MS Mincho" w:hAnsi="Times New Roman" w:cs="Times New Roman"/>
@@ -34879,8 +34881,8 @@
           <w14:ligatures w14:val="none"/>
         </w:rPr>
       </w:pPr>
-      <w:bookmarkStart w:id="111" w:name="OLE_LINK258"/>
-      <w:bookmarkStart w:id="112" w:name="OLE_LINK165"/>
+      <w:bookmarkStart w:id="112" w:name="OLE_LINK258"/>
+      <w:bookmarkStart w:id="113" w:name="OLE_LINK165"/>
       <w:r>
         <w:rPr>
           <w:rFonts w:ascii="Times New Roman" w:eastAsia="MS Mincho" w:hAnsi="Times New Roman" w:cs="Times New Roman"/>
@@ -34936,8 +34938,8 @@
           <w14:ligatures w14:val="none"/>
         </w:rPr>
       </w:pPr>
-      <w:bookmarkStart w:id="113" w:name="OLE_LINK191"/>
-      <w:bookmarkEnd w:id="111"/>
+      <w:bookmarkStart w:id="114" w:name="OLE_LINK191"/>
+      <w:bookmarkEnd w:id="112"/>
       <w:r>
         <w:rPr>
           <w:rFonts w:ascii="Times New Roman" w:eastAsia="MS Mincho" w:hAnsi="Times New Roman" w:cs="Times New Roman"/>
@@ -35003,7 +35005,7 @@
           <w14:ligatures w14:val="none"/>
         </w:rPr>
       </w:pPr>
-      <w:bookmarkStart w:id="114" w:name="OLE_LINK197"/>
+      <w:bookmarkStart w:id="115" w:name="OLE_LINK197"/>
       <w:r>
         <w:rPr>
           <w:rFonts w:ascii="Times New Roman" w:eastAsia="MS Mincho" w:hAnsi="Times New Roman" w:cs="Times New Roman"/>
@@ -35026,7 +35028,7 @@
         </w:rPr>
         <w:t xml:space="preserve"> Text normalization accuracy by category (100 test sentences)........................................</w:t>
       </w:r>
-      <w:bookmarkEnd w:id="114"/>
+      <w:bookmarkEnd w:id="115"/>
       <w:r>
         <w:rPr>
           <w:rFonts w:ascii="Times New Roman" w:eastAsia="MS Mincho" w:hAnsi="Times New Roman" w:cs="Times New Roman"/>
@@ -35111,7 +35113,7 @@
         </w:rPr>
         <w:t>...</w:t>
       </w:r>
-      <w:bookmarkStart w:id="115" w:name="OLE_LINK264"/>
+      <w:bookmarkStart w:id="116" w:name="OLE_LINK264"/>
       <w:r>
         <w:rPr>
           <w:rFonts w:ascii="Times New Roman" w:eastAsia="MS Mincho" w:hAnsi="Times New Roman" w:cs="Times New Roman"/>
@@ -35122,7 +35124,7 @@
         </w:rPr>
         <w:t>............</w:t>
       </w:r>
-      <w:bookmarkEnd w:id="115"/>
+      <w:bookmarkEnd w:id="116"/>
       <w:r>
         <w:rPr>
           <w:rFonts w:ascii="Times New Roman" w:eastAsia="MS Mincho" w:hAnsi="Times New Roman" w:cs="Times New Roman"/>
@@ -35354,7 +35356,7 @@
           <w14:ligatures w14:val="none"/>
         </w:rPr>
       </w:pPr>
-      <w:bookmarkStart w:id="116" w:name="OLE_LINK302"/>
+      <w:bookmarkStart w:id="117" w:name="OLE_LINK302"/>
       <w:r>
         <w:rPr>
           <w:rFonts w:ascii="Times New Roman" w:eastAsia="MS Mincho" w:hAnsi="Times New Roman" w:cs="Times New Roman"/>
@@ -35377,9 +35379,9 @@
         </w:rPr>
         <w:t xml:space="preserve"> MOS evaluation results, proposed system vs espeak-ng baseline..................................</w:t>
       </w:r>
-      <w:bookmarkEnd w:id="109"/>
-      <w:bookmarkEnd w:id="112"/>
+      <w:bookmarkEnd w:id="110"/>
       <w:bookmarkEnd w:id="113"/>
+      <w:bookmarkEnd w:id="114"/>
       <w:r>
         <w:rPr>
           <w:rFonts w:ascii="Times New Roman" w:eastAsia="MS Mincho" w:hAnsi="Times New Roman" w:cs="Times New Roman"/>
@@ -35449,7 +35451,7 @@
         </w:rPr>
       </w:pPr>
     </w:p>
-    <w:bookmarkEnd w:id="116"/>
+    <w:bookmarkEnd w:id="117"/>
     <w:p>
       <w:pPr>
         <w:spacing w:after="0" w:line="240" w:lineRule="auto"/>
@@ -35530,8 +35532,8 @@
           <w14:ligatures w14:val="none"/>
         </w:rPr>
       </w:pPr>
-      <w:bookmarkStart w:id="117" w:name="OLE_LINK265"/>
-      <w:bookmarkStart w:id="118" w:name="OLE_LINK179"/>
+      <w:bookmarkStart w:id="118" w:name="OLE_LINK265"/>
+      <w:bookmarkStart w:id="119" w:name="OLE_LINK179"/>
       <w:r>
         <w:rPr>
           <w:rFonts w:ascii="Times New Roman" w:eastAsia="MS Mincho" w:hAnsi="Times New Roman" w:cs="Times New Roman"/>
@@ -35626,7 +35628,7 @@
         <w:t>17</w:t>
       </w:r>
     </w:p>
-    <w:bookmarkEnd w:id="117"/>
+    <w:bookmarkEnd w:id="118"/>
     <w:p>
       <w:pPr>
         <w:spacing w:after="0" w:line="240" w:lineRule="auto"/>
@@ -36089,7 +36091,7 @@
         </w:rPr>
         <w:t>.</w:t>
       </w:r>
-      <w:bookmarkStart w:id="119" w:name="OLE_LINK270"/>
+      <w:bookmarkStart w:id="120" w:name="OLE_LINK270"/>
       <w:r>
         <w:rPr>
           <w:rFonts w:ascii="Times New Roman" w:eastAsia="MS Mincho" w:hAnsi="Times New Roman" w:cs="Times New Roman"/>
@@ -36100,7 +36102,7 @@
         </w:rPr>
         <w:t>.</w:t>
       </w:r>
-      <w:bookmarkEnd w:id="119"/>
+      <w:bookmarkEnd w:id="120"/>
       <w:r>
         <w:rPr>
           <w:rFonts w:ascii="Times New Roman" w:eastAsia="MS Mincho" w:hAnsi="Times New Roman" w:cs="Times New Roman"/>
@@ -36306,7 +36308,7 @@
         </w:rPr>
         <w:t>............</w:t>
       </w:r>
-      <w:bookmarkStart w:id="120" w:name="OLE_LINK274"/>
+      <w:bookmarkStart w:id="121" w:name="OLE_LINK274"/>
       <w:r>
         <w:rPr>
           <w:rFonts w:ascii="Times New Roman" w:eastAsia="MS Mincho" w:hAnsi="Times New Roman" w:cs="Times New Roman"/>
@@ -36317,7 +36319,7 @@
         </w:rPr>
         <w:t>.....................................</w:t>
       </w:r>
-      <w:bookmarkEnd w:id="120"/>
+      <w:bookmarkEnd w:id="121"/>
       <w:r>
         <w:rPr>
           <w:rFonts w:ascii="Times New Roman" w:eastAsia="MS Mincho" w:hAnsi="Times New Roman" w:cs="Times New Roman"/>
@@ -36595,7 +36597,7 @@
         </w:rPr>
         <w:t xml:space="preserve"> </w:t>
       </w:r>
-      <w:bookmarkStart w:id="121" w:name="OLE_LINK8"/>
+      <w:bookmarkStart w:id="122" w:name="OLE_LINK8"/>
       <w:r>
         <w:rPr>
           <w:rFonts w:ascii="Times New Roman" w:eastAsia="MS Mincho" w:hAnsi="Times New Roman" w:cs="Times New Roman"/>
@@ -36612,7 +36614,7 @@
         </w:rPr>
         <w:t>, consonants</w:t>
       </w:r>
-      <w:bookmarkEnd w:id="121"/>
+      <w:bookmarkEnd w:id="122"/>
       <w:r>
         <w:rPr>
           <w:rFonts w:ascii="Times New Roman" w:eastAsia="MS Mincho" w:hAnsi="Times New Roman" w:cs="Times New Roman"/>
@@ -36686,7 +36688,7 @@
           <w14:ligatures w14:val="none"/>
         </w:rPr>
       </w:pPr>
-      <w:bookmarkStart w:id="122" w:name="OLE_LINK6"/>
+      <w:bookmarkStart w:id="123" w:name="OLE_LINK6"/>
       <w:r>
         <w:rPr>
           <w:rFonts w:ascii="Times New Roman" w:eastAsia="MS Mincho" w:hAnsi="Times New Roman" w:cs="Times New Roman"/>
@@ -36752,7 +36754,7 @@
         </w:rPr>
         <w:t>...............</w:t>
       </w:r>
-      <w:bookmarkStart w:id="123" w:name="OLE_LINK278"/>
+      <w:bookmarkStart w:id="124" w:name="OLE_LINK278"/>
       <w:r>
         <w:rPr>
           <w:rFonts w:ascii="Times New Roman" w:eastAsia="MS Mincho" w:hAnsi="Times New Roman" w:cs="Times New Roman"/>
@@ -36763,7 +36765,7 @@
         </w:rPr>
         <w:t>................................</w:t>
       </w:r>
-      <w:bookmarkEnd w:id="123"/>
+      <w:bookmarkEnd w:id="124"/>
       <w:r>
         <w:rPr>
           <w:rFonts w:ascii="Times New Roman" w:eastAsia="MS Mincho" w:hAnsi="Times New Roman" w:cs="Times New Roman"/>
@@ -36795,7 +36797,7 @@
         <w:t>52</w:t>
       </w:r>
     </w:p>
-    <w:bookmarkEnd w:id="122"/>
+    <w:bookmarkEnd w:id="123"/>
     <w:p>
       <w:pPr>
         <w:spacing w:after="0" w:line="240" w:lineRule="auto"/>
@@ -37014,7 +37016,7 @@
           <w14:ligatures w14:val="none"/>
         </w:rPr>
       </w:pPr>
-      <w:bookmarkStart w:id="124" w:name="OLE_LINK284"/>
+      <w:bookmarkStart w:id="125" w:name="OLE_LINK284"/>
       <w:r>
         <w:rPr>
           <w:rFonts w:ascii="Times New Roman" w:eastAsia="MS Mincho" w:hAnsi="Times New Roman" w:cs="Times New Roman"/>
@@ -37155,9 +37157,9 @@
           <w14:ligatures w14:val="none"/>
         </w:rPr>
       </w:pPr>
-      <w:bookmarkStart w:id="125" w:name="OLE_LINK294"/>
-      <w:bookmarkEnd w:id="118"/>
-      <w:bookmarkEnd w:id="124"/>
+      <w:bookmarkStart w:id="126" w:name="OLE_LINK294"/>
+      <w:bookmarkEnd w:id="119"/>
+      <w:bookmarkEnd w:id="125"/>
       <w:r>
         <w:rPr>
           <w:rFonts w:ascii="Times New Roman" w:eastAsia="MS Mincho" w:hAnsi="Times New Roman" w:cs="Times New Roman"/>
@@ -37439,9 +37441,9 @@
         </w:rPr>
         <w:t>.............................................................................................</w:t>
       </w:r>
-      <w:bookmarkEnd w:id="106"/>
       <w:bookmarkEnd w:id="107"/>
-      <w:bookmarkEnd w:id="125"/>
+      <w:bookmarkEnd w:id="108"/>
+      <w:bookmarkEnd w:id="126"/>
       <w:r>
         <w:rPr>
           <w:rFonts w:ascii="Times New Roman" w:eastAsia="MS Mincho" w:hAnsi="Times New Roman" w:cs="Times New Roman"/>

--- a/06_PRINT/Dissertasiya.docx
+++ b/06_PRINT/Dissertasiya.docx
@@ -18,6 +18,17 @@
       </w:pPr>
       <w:bookmarkStart w:id="0" w:name="_Toc55210296"/>
       <w:bookmarkStart w:id="1" w:name="_Toc72790540"/>
+      <w:r>
+        <w:rPr>
+          <w:rFonts w:ascii="Times New Roman" w:eastAsia="MS Mincho" w:hAnsi="Times New Roman" w:cs="Times New Roman"/>
+          <w:b/>
+          <w:kern w:val="0"/>
+          <w:sz w:val="28"/>
+          <w:szCs w:val="28"/>
+          <w14:ligatures w14:val="none"/>
+        </w:rPr>
+        <w:t>`</w:t>
+      </w:r>
       <w:r>
         <w:rPr>
           <w:rFonts w:ascii="Times New Roman" w:eastAsia="MS Mincho" w:hAnsi="Times New Roman" w:cs="Times New Roman"/>
@@ -3676,6 +3687,7 @@
           <w14:ligatures w14:val="none"/>
         </w:rPr>
       </w:pPr>
+      <w:bookmarkStart w:id="8" w:name="OLE_LINK20"/>
     </w:p>
     <w:p>
       <w:pPr>
@@ -3786,7 +3798,7 @@
           <w14:ligatures w14:val="none"/>
         </w:rPr>
       </w:pPr>
-      <w:bookmarkStart w:id="8" w:name="OLE_LINK16"/>
+      <w:bookmarkStart w:id="9" w:name="OLE_LINK16"/>
       <w:r>
         <w:rPr>
           <w:rFonts w:ascii="Times New Roman" w:eastAsia="Times New Roman" w:hAnsi="Times New Roman" w:cs="Times New Roman"/>
@@ -3818,6 +3830,7 @@
         </w:rPr>
       </w:pPr>
     </w:p>
+    <w:bookmarkStart w:id="10" w:name="OLE_LINK23"/>
     <w:p>
       <w:pPr>
         <w:pStyle w:val="TOC1"/>
@@ -3985,7 +3998,23 @@
             <w:rFonts w:eastAsia="Times New Roman"/>
             <w:b/>
           </w:rPr>
-          <w:t>1.1. General overview of text-to-speech systems</w:t>
+          <w:t>1.1. General overview of t</w:t>
+        </w:r>
+        <w:r>
+          <w:rPr>
+            <w:rStyle w:val="Hyperlink"/>
+            <w:rFonts w:eastAsia="Times New Roman"/>
+            <w:b/>
+          </w:rPr>
+          <w:t>e</w:t>
+        </w:r>
+        <w:r>
+          <w:rPr>
+            <w:rStyle w:val="Hyperlink"/>
+            <w:rFonts w:eastAsia="Times New Roman"/>
+            <w:b/>
+          </w:rPr>
+          <w:t>xt-to-speech systems</w:t>
         </w:r>
         <w:r>
           <w:rPr>
@@ -4851,7 +4880,8 @@
       </w:r>
       <w:bookmarkEnd w:id="0"/>
       <w:bookmarkEnd w:id="1"/>
-      <w:bookmarkEnd w:id="8"/>
+      <w:bookmarkEnd w:id="9"/>
+      <w:bookmarkEnd w:id="10"/>
     </w:p>
     <w:p>
       <w:pPr>
@@ -4870,7 +4900,7 @@
           <w14:ligatures w14:val="none"/>
         </w:rPr>
       </w:pPr>
-      <w:bookmarkStart w:id="9" w:name="_Toc231402728"/>
+      <w:bookmarkStart w:id="11" w:name="_Toc231402728"/>
       <w:r>
         <w:rPr>
           <w:rFonts w:ascii="Times New Roman" w:eastAsia="Times New Roman" w:hAnsi="Times New Roman" w:cs="Times New Roman"/>
@@ -4884,8 +4914,9 @@
         <w:lastRenderedPageBreak/>
         <w:t>INTRODUCTION</w:t>
       </w:r>
-      <w:bookmarkEnd w:id="9"/>
-    </w:p>
+      <w:bookmarkEnd w:id="11"/>
+    </w:p>
+    <w:bookmarkEnd w:id="8"/>
     <w:p>
       <w:pPr>
         <w:spacing w:after="0" w:line="240" w:lineRule="auto"/>
@@ -4912,7 +4943,7 @@
           <w14:ligatures w14:val="none"/>
         </w:rPr>
       </w:pPr>
-      <w:bookmarkStart w:id="10" w:name="OLE_LINK15"/>
+      <w:bookmarkStart w:id="12" w:name="OLE_LINK15"/>
       <w:r>
         <w:rPr>
           <w:rFonts w:ascii="Times New Roman" w:eastAsia="MS Mincho" w:hAnsi="Times New Roman" w:cs="Times New Roman"/>
@@ -5457,7 +5488,7 @@
           <w14:ligatures w14:val="none"/>
         </w:rPr>
       </w:pPr>
-      <w:bookmarkStart w:id="11" w:name="OLE_LINK22"/>
+      <w:bookmarkStart w:id="13" w:name="OLE_LINK22"/>
       <w:r>
         <w:rPr>
           <w:rFonts w:ascii="Times New Roman" w:eastAsia="MS Mincho" w:hAnsi="Times New Roman" w:cs="Times New Roman"/>
@@ -5480,7 +5511,7 @@
         </w:rPr>
         <w:t xml:space="preserve">: </w:t>
       </w:r>
-      <w:bookmarkStart w:id="12" w:name="OLE_LINK21"/>
+      <w:bookmarkStart w:id="14" w:name="OLE_LINK21"/>
       <w:r>
         <w:rPr>
           <w:rFonts w:ascii="Times New Roman" w:eastAsia="MS Mincho" w:hAnsi="Times New Roman" w:cs="Times New Roman"/>
@@ -5491,7 +5522,7 @@
         </w:rPr>
         <w:t>Scientific Novelty of the Dissertation</w:t>
       </w:r>
-      <w:bookmarkEnd w:id="12"/>
+      <w:bookmarkEnd w:id="14"/>
       <w:r>
         <w:rPr>
           <w:rFonts w:ascii="Times New Roman" w:eastAsia="MS Mincho" w:hAnsi="Times New Roman" w:cs="Times New Roman"/>
@@ -5574,9 +5605,9 @@
         </w:rPr>
         <w:t>his dissertation is comprised of an introduction, three chapters, a conclusion, references, and appendices. Chapter I reviews the theoretical foundations of TTS synthesis, covering rule-based principles, phonetic modeling, and a SWOT analysis of the rule-based approach for Azerbaijani. Chapter II provides the linguistic and technical foundations: phonological analysis of Azerbaijani, linguistic rule design, and system architecture. Chapter III covers implementation and evaluation: the development methodology, pipeline implementation, and experimental results with comparative analysis against existing Azerbaijani TTS systems.</w:t>
       </w:r>
-      <w:bookmarkEnd w:id="11"/>
-    </w:p>
-    <w:bookmarkEnd w:id="10"/>
+      <w:bookmarkEnd w:id="13"/>
+    </w:p>
+    <w:bookmarkEnd w:id="12"/>
     <w:p>
       <w:pPr>
         <w:rPr>
@@ -5615,10 +5646,10 @@
           <w14:ligatures w14:val="none"/>
         </w:rPr>
       </w:pPr>
-      <w:bookmarkStart w:id="13" w:name="_Toc231402729"/>
-      <w:bookmarkStart w:id="14" w:name="_Toc55210301"/>
-      <w:bookmarkStart w:id="15" w:name="_Toc72790554"/>
-      <w:bookmarkStart w:id="16" w:name="_Hlk70164111"/>
+      <w:bookmarkStart w:id="15" w:name="_Toc231402729"/>
+      <w:bookmarkStart w:id="16" w:name="_Toc55210301"/>
+      <w:bookmarkStart w:id="17" w:name="_Toc72790554"/>
+      <w:bookmarkStart w:id="18" w:name="_Hlk70164111"/>
       <w:r>
         <w:rPr>
           <w:rFonts w:ascii="Times New Roman" w:eastAsia="Times New Roman" w:hAnsi="Times New Roman" w:cs="Times New Roman"/>
@@ -5642,7 +5673,7 @@
         </w:rPr>
         <w:t>THEORETICAL FOUNDATIONS OF TEXT-TO-SPEECH SYSTEMS</w:t>
       </w:r>
-      <w:bookmarkEnd w:id="13"/>
+      <w:bookmarkEnd w:id="15"/>
     </w:p>
     <w:p>
       <w:pPr>
@@ -5661,8 +5692,8 @@
           <w14:ligatures w14:val="none"/>
         </w:rPr>
       </w:pPr>
-      <w:bookmarkStart w:id="17" w:name="_Toc231402730"/>
-      <w:bookmarkStart w:id="18" w:name="OLE_LINK25"/>
+      <w:bookmarkStart w:id="19" w:name="_Toc231402730"/>
+      <w:bookmarkStart w:id="20" w:name="OLE_LINK25"/>
       <w:r>
         <w:rPr>
           <w:rFonts w:ascii="Times New Roman" w:eastAsia="Times New Roman" w:hAnsi="Times New Roman" w:cs="Times New Roman"/>
@@ -5687,7 +5718,7 @@
         </w:rPr>
         <w:t>General overview of text-to-speech systems</w:t>
       </w:r>
-      <w:bookmarkEnd w:id="17"/>
+      <w:bookmarkEnd w:id="19"/>
     </w:p>
     <w:p>
       <w:pPr>
@@ -5700,8 +5731,8 @@
           <w:szCs w:val="28"/>
         </w:rPr>
       </w:pPr>
-      <w:bookmarkStart w:id="19" w:name="OLE_LINK11"/>
-      <w:bookmarkEnd w:id="18"/>
+      <w:bookmarkStart w:id="21" w:name="OLE_LINK11"/>
+      <w:bookmarkEnd w:id="20"/>
       <w:r>
         <w:rPr>
           <w:rFonts w:ascii="Times New Roman" w:hAnsi="Times New Roman" w:cs="Times New Roman"/>
@@ -5844,7 +5875,7 @@
         </w:rPr>
         <w:t>.</w:t>
       </w:r>
-      <w:bookmarkStart w:id="20" w:name="OLE_LINK84"/>
+      <w:bookmarkStart w:id="22" w:name="OLE_LINK84"/>
     </w:p>
     <w:p>
       <w:pPr>
@@ -5859,7 +5890,7 @@
           <w14:ligatures w14:val="none"/>
         </w:rPr>
       </w:pPr>
-      <w:bookmarkStart w:id="21" w:name="OLE_LINK73"/>
+      <w:bookmarkStart w:id="23" w:name="OLE_LINK73"/>
       <w:r>
         <w:rPr>
           <w:rFonts w:ascii="Times New Roman" w:eastAsia="MS Mincho" w:hAnsi="Times New Roman" w:cs="Times New Roman"/>
@@ -5870,7 +5901,7 @@
         </w:rPr>
         <w:t>Table 1: MOS Evaluation Scale (ITU-T P.800)</w:t>
       </w:r>
-      <w:bookmarkEnd w:id="21"/>
+      <w:bookmarkEnd w:id="23"/>
     </w:p>
     <w:p>
       <w:pPr>
@@ -6346,7 +6377,7 @@
           <w:rFonts w:ascii="Times New Roman" w:hAnsi="Times New Roman" w:cs="Times New Roman"/>
         </w:rPr>
       </w:pPr>
-      <w:bookmarkStart w:id="22" w:name="OLE_LINK288"/>
+      <w:bookmarkStart w:id="24" w:name="OLE_LINK288"/>
       <w:r>
         <w:rPr>
           <w:rFonts w:ascii="Times New Roman" w:eastAsia="MS Mincho" w:hAnsi="Times New Roman" w:cs="Times New Roman"/>
@@ -6376,7 +6407,7 @@
           <w:t>https://www.itu.int/rec/T-REC-P.800/en</w:t>
         </w:r>
       </w:hyperlink>
-      <w:bookmarkEnd w:id="22"/>
+      <w:bookmarkEnd w:id="24"/>
     </w:p>
     <w:p>
       <w:pPr>
@@ -6389,7 +6420,7 @@
         </w:rPr>
       </w:pPr>
     </w:p>
-    <w:bookmarkEnd w:id="20"/>
+    <w:bookmarkEnd w:id="22"/>
     <w:p>
       <w:pPr>
         <w:spacing w:line="360" w:lineRule="auto"/>
@@ -6642,7 +6673,7 @@
         <w:lastRenderedPageBreak/>
         <w:t>against which future systems can be measured. Fifth, the complete system is released as open-source software with documented architecture, enabling researchers and developers working on Azerbaijani or related Turkic languages to build upon, replicate, and extend the present work. Taken together, these contributions constitute a reference architecture and evaluation baseline for Azerbaijani TTS that the field currently lacks.</w:t>
       </w:r>
-      <w:bookmarkEnd w:id="19"/>
+      <w:bookmarkEnd w:id="21"/>
     </w:p>
     <w:p>
       <w:pPr>
@@ -6661,7 +6692,7 @@
           <w14:ligatures w14:val="none"/>
         </w:rPr>
       </w:pPr>
-      <w:bookmarkStart w:id="23" w:name="_Toc231402731"/>
+      <w:bookmarkStart w:id="25" w:name="_Toc231402731"/>
       <w:r>
         <w:rPr>
           <w:rFonts w:ascii="Times New Roman" w:eastAsia="Times New Roman" w:hAnsi="Times New Roman" w:cs="Times New Roman"/>
@@ -6686,7 +6717,7 @@
         </w:rPr>
         <w:t>Rule-based text-to-speech systems</w:t>
       </w:r>
-      <w:bookmarkEnd w:id="23"/>
+      <w:bookmarkEnd w:id="25"/>
     </w:p>
     <w:p>
       <w:pPr>
@@ -6701,7 +6732,7 @@
           <w14:ligatures w14:val="none"/>
         </w:rPr>
       </w:pPr>
-      <w:bookmarkStart w:id="24" w:name="OLE_LINK74"/>
+      <w:bookmarkStart w:id="26" w:name="OLE_LINK74"/>
       <w:r>
         <w:rPr>
           <w:rFonts w:ascii="Times New Roman" w:eastAsia="MS Mincho" w:hAnsi="Times New Roman" w:cs="Times New Roman"/>
@@ -6841,7 +6872,7 @@
         </w:rPr>
         <w:t>Grapheme-to-phoneme conversion is the most linguistically complex component of the front-end. A comprehensive survey of G2P methods demonstrates that rule-based, statistical, and transformer-based approaches each suit different resource contexts (Survey of G2P Methods, 2024). For Azerbaijani, the rule-based approach is both sufficient and appropriate: the Latin orthography adopted in 1992 is largely phonemic, with a small number of context-sensitive rules governing velar palatalization, the allophonic behavior of ğ, final obstruent devoicing, and nasal assimilation. These rules are fully documented in Chapter II</w:t>
       </w:r>
-      <w:bookmarkStart w:id="25" w:name="OLE_LINK177"/>
+      <w:bookmarkStart w:id="27" w:name="OLE_LINK177"/>
     </w:p>
     <w:p>
       <w:pPr>
@@ -6862,7 +6893,7 @@
         <w:lastRenderedPageBreak/>
         <w:t xml:space="preserve">Figure 1. </w:t>
       </w:r>
-      <w:bookmarkStart w:id="26" w:name="OLE_LINK81"/>
+      <w:bookmarkStart w:id="28" w:name="OLE_LINK81"/>
       <w:r>
         <w:rPr>
           <w:rFonts w:ascii="Times New Roman" w:hAnsi="Times New Roman" w:cs="Times New Roman"/>
@@ -6871,7 +6902,7 @@
         </w:rPr>
         <w:t>G2P conversion process flow diagram</w:t>
       </w:r>
-      <w:bookmarkEnd w:id="26"/>
+      <w:bookmarkEnd w:id="28"/>
     </w:p>
     <w:p>
       <w:pPr>
@@ -7024,7 +7055,7 @@
         </w:rPr>
         <w:t>: Author's own elaboration</w:t>
       </w:r>
-      <w:bookmarkEnd w:id="25"/>
+      <w:bookmarkEnd w:id="27"/>
     </w:p>
     <w:p>
       <w:pPr>
@@ -7162,7 +7193,7 @@
         </w:rPr>
         <w:t>, 2023). Transfer learning approaches have shown that as few as 30 minutes of target language data may suffice with pre-trained multilingual models (Transfer Learning for Low-Resource TTS, 2024), but even this minimum requires dedicated data collection effort that does not currently exist for open Azerbaijani speech resources.</w:t>
       </w:r>
-      <w:bookmarkStart w:id="27" w:name="OLE_LINK132"/>
+      <w:bookmarkStart w:id="29" w:name="OLE_LINK132"/>
     </w:p>
     <w:p>
       <w:pPr>
@@ -7217,7 +7248,7 @@
           <w14:ligatures w14:val="none"/>
         </w:rPr>
       </w:pPr>
-      <w:bookmarkStart w:id="28" w:name="OLE_LINK131"/>
+      <w:bookmarkStart w:id="30" w:name="OLE_LINK131"/>
     </w:p>
     <w:p>
       <w:pPr>
@@ -7243,7 +7274,7 @@
         <w:lastRenderedPageBreak/>
         <w:t xml:space="preserve">Table 2: </w:t>
       </w:r>
-      <w:bookmarkStart w:id="29" w:name="OLE_LINK126"/>
+      <w:bookmarkStart w:id="31" w:name="OLE_LINK126"/>
       <w:r>
         <w:rPr>
           <w:rFonts w:ascii="Times New Roman" w:eastAsia="MS Mincho" w:hAnsi="Times New Roman" w:cs="Times New Roman"/>
@@ -7254,7 +7285,7 @@
         </w:rPr>
         <w:t>Detailed Comparison of TTS Paradigms</w:t>
       </w:r>
-      <w:bookmarkEnd w:id="29"/>
+      <w:bookmarkEnd w:id="31"/>
     </w:p>
     <w:p>
       <w:pPr>
@@ -7288,7 +7319,7 @@
             <w:tcW w:w="2603" w:type="dxa"/>
             <w:shd w:val="clear" w:color="auto" w:fill="BFBFBF" w:themeFill="background1" w:themeFillShade="BF"/>
           </w:tcPr>
-          <w:bookmarkEnd w:id="28"/>
+          <w:bookmarkEnd w:id="30"/>
           <w:p>
             <w:pPr>
               <w:jc w:val="center"/>
@@ -8275,8 +8306,8 @@
         <w:t xml:space="preserve">. </w:t>
       </w:r>
     </w:p>
-    <w:bookmarkStart w:id="30" w:name="OLE_LINK182"/>
-    <w:bookmarkEnd w:id="27"/>
+    <w:bookmarkStart w:id="32" w:name="OLE_LINK182"/>
+    <w:bookmarkEnd w:id="29"/>
     <w:p>
       <w:pPr>
         <w:spacing w:after="0" w:line="240" w:lineRule="auto"/>
@@ -8325,7 +8356,7 @@
         <w:fldChar w:fldCharType="end"/>
       </w:r>
     </w:p>
-    <w:bookmarkEnd w:id="30"/>
+    <w:bookmarkEnd w:id="32"/>
     <w:p>
       <w:pPr>
         <w:spacing w:after="0" w:line="360" w:lineRule="auto"/>
@@ -8512,9 +8543,9 @@
           <w14:ligatures w14:val="none"/>
         </w:rPr>
       </w:pPr>
-      <w:bookmarkStart w:id="31" w:name="_Toc231402732"/>
-      <w:bookmarkStart w:id="32" w:name="OLE_LINK127"/>
-      <w:bookmarkEnd w:id="24"/>
+      <w:bookmarkStart w:id="33" w:name="_Toc231402732"/>
+      <w:bookmarkStart w:id="34" w:name="OLE_LINK127"/>
+      <w:bookmarkEnd w:id="26"/>
       <w:r>
         <w:rPr>
           <w:rFonts w:ascii="Times New Roman" w:eastAsia="Times New Roman" w:hAnsi="Times New Roman" w:cs="Times New Roman"/>
@@ -8539,9 +8570,9 @@
         </w:rPr>
         <w:t>Advantages and limitations of rule-based TTS systems</w:t>
       </w:r>
-      <w:bookmarkEnd w:id="31"/>
-    </w:p>
-    <w:bookmarkEnd w:id="32"/>
+      <w:bookmarkEnd w:id="33"/>
+    </w:p>
+    <w:bookmarkEnd w:id="34"/>
     <w:p>
       <w:pPr>
         <w:spacing w:after="0" w:line="360" w:lineRule="auto"/>
@@ -8596,7 +8627,7 @@
           <w14:ligatures w14:val="none"/>
         </w:rPr>
       </w:pPr>
-      <w:bookmarkStart w:id="33" w:name="OLE_LINK159"/>
+      <w:bookmarkStart w:id="35" w:name="OLE_LINK159"/>
       <w:r>
         <w:rPr>
           <w:rFonts w:ascii="Times New Roman" w:eastAsia="MS Mincho" w:hAnsi="Times New Roman" w:cs="Times New Roman"/>
@@ -8621,7 +8652,7 @@
           <w14:ligatures w14:val="none"/>
         </w:rPr>
       </w:pPr>
-      <w:bookmarkStart w:id="34" w:name="OLE_LINK12"/>
+      <w:bookmarkStart w:id="36" w:name="OLE_LINK12"/>
       <w:r>
         <w:rPr>
           <w:rFonts w:ascii="Times New Roman" w:eastAsia="MS Mincho" w:hAnsi="Times New Roman" w:cs="Times New Roman"/>
@@ -8633,7 +8664,7 @@
         <w:lastRenderedPageBreak/>
         <w:t xml:space="preserve">Table 3: </w:t>
       </w:r>
-      <w:bookmarkStart w:id="35" w:name="OLE_LINK133"/>
+      <w:bookmarkStart w:id="37" w:name="OLE_LINK133"/>
       <w:r>
         <w:rPr>
           <w:rFonts w:ascii="Times New Roman" w:eastAsia="MS Mincho" w:hAnsi="Times New Roman" w:cs="Times New Roman"/>
@@ -8644,7 +8675,7 @@
         </w:rPr>
         <w:t>SWOT analysis of the rule-based TTS approach for Azerbaijani</w:t>
       </w:r>
-      <w:bookmarkEnd w:id="35"/>
+      <w:bookmarkEnd w:id="37"/>
     </w:p>
     <w:p>
       <w:pPr>
@@ -9161,7 +9192,7 @@
                 <w:szCs w:val="24"/>
               </w:rPr>
             </w:pPr>
-            <w:bookmarkStart w:id="36" w:name="OLE_LINK154"/>
+            <w:bookmarkStart w:id="38" w:name="OLE_LINK154"/>
             <w:r>
               <w:rPr>
                 <w:rFonts w:ascii="Times New Roman" w:hAnsi="Times New Roman" w:cs="Times New Roman"/>
@@ -9171,7 +9202,7 @@
               </w:rPr>
               <w:t>Sparse phonetic documentatio</w:t>
             </w:r>
-            <w:bookmarkEnd w:id="36"/>
+            <w:bookmarkEnd w:id="38"/>
             <w:r>
               <w:rPr>
                 <w:rFonts w:ascii="Times New Roman" w:hAnsi="Times New Roman" w:cs="Times New Roman"/>
@@ -9373,7 +9404,7 @@
         <w:t>Author's own elaboration</w:t>
       </w:r>
     </w:p>
-    <w:bookmarkEnd w:id="33"/>
+    <w:bookmarkEnd w:id="35"/>
     <w:p>
       <w:pPr>
         <w:spacing w:after="0" w:line="360" w:lineRule="auto"/>
@@ -9773,7 +9804,7 @@
         </w:rPr>
         <w:t>The high development effort weakness is compounded in Azerbaijani by the relative scarcity of formal computational phonological resources. While descriptive grammars of Azerbaijani phonology exist and are of reasonable scholarly quality — the works of Cəfərov, Musayev, and relevant chapters in the encyclopedic Azerbaijani grammar published by the Institute of Linguistics constitute the primary reference literature — these sources were produced for human linguists, not for computational implementation.</w:t>
       </w:r>
-      <w:bookmarkEnd w:id="34"/>
+      <w:bookmarkEnd w:id="36"/>
     </w:p>
     <w:p>
       <w:pPr>
@@ -9792,7 +9823,7 @@
           <w14:ligatures w14:val="none"/>
         </w:rPr>
       </w:pPr>
-      <w:bookmarkStart w:id="37" w:name="_Toc231402733"/>
+      <w:bookmarkStart w:id="39" w:name="_Toc231402733"/>
       <w:r>
         <w:rPr>
           <w:rFonts w:ascii="Times New Roman" w:eastAsia="Times New Roman" w:hAnsi="Times New Roman" w:cs="Times New Roman"/>
@@ -9816,7 +9847,7 @@
         </w:rPr>
         <w:t>LINGUISTIC AND TECHNICAL ANALYSIS FOR AZERBAIJANI TTS</w:t>
       </w:r>
-      <w:bookmarkEnd w:id="37"/>
+      <w:bookmarkEnd w:id="39"/>
     </w:p>
     <w:p>
       <w:pPr>
@@ -9835,7 +9866,7 @@
           <w14:ligatures w14:val="none"/>
         </w:rPr>
       </w:pPr>
-      <w:bookmarkStart w:id="38" w:name="_Toc231402734"/>
+      <w:bookmarkStart w:id="40" w:name="_Toc231402734"/>
       <w:r>
         <w:rPr>
           <w:rFonts w:ascii="Times New Roman" w:eastAsia="Times New Roman" w:hAnsi="Times New Roman" w:cs="Times New Roman"/>
@@ -9860,7 +9891,7 @@
         </w:rPr>
         <w:t>Phonetic and morphological characteristics of Azerbaijani</w:t>
       </w:r>
-      <w:bookmarkEnd w:id="38"/>
+      <w:bookmarkEnd w:id="40"/>
     </w:p>
     <w:p>
       <w:pPr>
@@ -10069,139 +10100,7 @@
           <w14:ligatures w14:val="none"/>
         </w:rPr>
         <w:lastRenderedPageBreak/>
-        <w:t xml:space="preserve">Examples: </w:t>
-      </w:r>
-      <w:proofErr w:type="spellStart"/>
-      <w:r>
-        <w:rPr>
-          <w:rFonts w:ascii="Times New Roman" w:eastAsia="MS Mincho" w:hAnsi="Times New Roman" w:cs="Times New Roman"/>
-          <w:kern w:val="0"/>
-          <w:sz w:val="28"/>
-          <w:szCs w:val="28"/>
-          <w14:ligatures w14:val="none"/>
-        </w:rPr>
-        <w:t>gül</w:t>
-      </w:r>
-      <w:proofErr w:type="spellEnd"/>
-      <w:r>
-        <w:rPr>
-          <w:rFonts w:ascii="Times New Roman" w:eastAsia="MS Mincho" w:hAnsi="Times New Roman" w:cs="Times New Roman"/>
-          <w:kern w:val="0"/>
-          <w:sz w:val="28"/>
-          <w:szCs w:val="28"/>
-          <w14:ligatures w14:val="none"/>
-        </w:rPr>
-        <w:t xml:space="preserve"> → /</w:t>
-      </w:r>
-      <w:proofErr w:type="spellStart"/>
-      <w:r>
-        <w:rPr>
-          <w:rFonts w:ascii="Times New Roman" w:eastAsia="MS Mincho" w:hAnsi="Times New Roman" w:cs="Times New Roman"/>
-          <w:kern w:val="0"/>
-          <w:sz w:val="28"/>
-          <w:szCs w:val="28"/>
-          <w14:ligatures w14:val="none"/>
-        </w:rPr>
-        <w:t>cyl</w:t>
-      </w:r>
-      <w:proofErr w:type="spellEnd"/>
-      <w:r>
-        <w:rPr>
-          <w:rFonts w:ascii="Times New Roman" w:eastAsia="MS Mincho" w:hAnsi="Times New Roman" w:cs="Times New Roman"/>
-          <w:kern w:val="0"/>
-          <w:sz w:val="28"/>
-          <w:szCs w:val="28"/>
-          <w14:ligatures w14:val="none"/>
-        </w:rPr>
-        <w:t>/ (rose) — /g/ before /ü/ (front); kitab → /</w:t>
-      </w:r>
-      <w:proofErr w:type="spellStart"/>
-      <w:r>
-        <w:rPr>
-          <w:rFonts w:ascii="Times New Roman" w:eastAsia="MS Mincho" w:hAnsi="Times New Roman" w:cs="Times New Roman"/>
-          <w:kern w:val="0"/>
-          <w:sz w:val="28"/>
-          <w:szCs w:val="28"/>
-          <w14:ligatures w14:val="none"/>
-        </w:rPr>
-        <w:t>citab</w:t>
-      </w:r>
-      <w:proofErr w:type="spellEnd"/>
-      <w:r>
-        <w:rPr>
-          <w:rFonts w:ascii="Times New Roman" w:eastAsia="MS Mincho" w:hAnsi="Times New Roman" w:cs="Times New Roman"/>
-          <w:kern w:val="0"/>
-          <w:sz w:val="28"/>
-          <w:szCs w:val="28"/>
-          <w14:ligatures w14:val="none"/>
-        </w:rPr>
-        <w:t>/ (book) — /k/ before /</w:t>
-      </w:r>
-      <w:proofErr w:type="spellStart"/>
-      <w:r>
-        <w:rPr>
-          <w:rFonts w:ascii="Times New Roman" w:eastAsia="MS Mincho" w:hAnsi="Times New Roman" w:cs="Times New Roman"/>
-          <w:kern w:val="0"/>
-          <w:sz w:val="28"/>
-          <w:szCs w:val="28"/>
-          <w14:ligatures w14:val="none"/>
-        </w:rPr>
-        <w:t>i</w:t>
-      </w:r>
-      <w:proofErr w:type="spellEnd"/>
-      <w:r>
-        <w:rPr>
-          <w:rFonts w:ascii="Times New Roman" w:eastAsia="MS Mincho" w:hAnsi="Times New Roman" w:cs="Times New Roman"/>
-          <w:kern w:val="0"/>
-          <w:sz w:val="28"/>
-          <w:szCs w:val="28"/>
-          <w14:ligatures w14:val="none"/>
-        </w:rPr>
-        <w:t xml:space="preserve">/ (front); </w:t>
-      </w:r>
-      <w:proofErr w:type="spellStart"/>
-      <w:r>
-        <w:rPr>
-          <w:rFonts w:ascii="Times New Roman" w:eastAsia="MS Mincho" w:hAnsi="Times New Roman" w:cs="Times New Roman"/>
-          <w:kern w:val="0"/>
-          <w:sz w:val="28"/>
-          <w:szCs w:val="28"/>
-          <w14:ligatures w14:val="none"/>
-        </w:rPr>
-        <w:t>gol</w:t>
-      </w:r>
-      <w:proofErr w:type="spellEnd"/>
-      <w:r>
-        <w:rPr>
-          <w:rFonts w:ascii="Times New Roman" w:eastAsia="MS Mincho" w:hAnsi="Times New Roman" w:cs="Times New Roman"/>
-          <w:kern w:val="0"/>
-          <w:sz w:val="28"/>
-          <w:szCs w:val="28"/>
-          <w14:ligatures w14:val="none"/>
-        </w:rPr>
-        <w:t xml:space="preserve"> → /</w:t>
-      </w:r>
-      <w:proofErr w:type="spellStart"/>
-      <w:r>
-        <w:rPr>
-          <w:rFonts w:ascii="Times New Roman" w:eastAsia="MS Mincho" w:hAnsi="Times New Roman" w:cs="Times New Roman"/>
-          <w:kern w:val="0"/>
-          <w:sz w:val="28"/>
-          <w:szCs w:val="28"/>
-          <w14:ligatures w14:val="none"/>
-        </w:rPr>
-        <w:t>ɡol</w:t>
-      </w:r>
-      <w:proofErr w:type="spellEnd"/>
-      <w:r>
-        <w:rPr>
-          <w:rFonts w:ascii="Times New Roman" w:eastAsia="MS Mincho" w:hAnsi="Times New Roman" w:cs="Times New Roman"/>
-          <w:kern w:val="0"/>
-          <w:sz w:val="28"/>
-          <w:szCs w:val="28"/>
-          <w14:ligatures w14:val="none"/>
-        </w:rPr>
-        <w:t>/ (goal) — /g/ before /o/ (back), no palatalization. This rule is handled in the G2P converter by inspecting the vowel immediately adjacent to each /k/ or /g/ and substituting /c/ when the vowel is front.</w:t>
+        <w:t>This rule is handled in the G2P converter by inspecting the vowel immediately adjacent to each /k/ or /g/ and substituting /c/ when the vowel is front.</w:t>
       </w:r>
     </w:p>
     <w:p>
@@ -10217,9 +10116,9 @@
           <w14:ligatures w14:val="none"/>
         </w:rPr>
       </w:pPr>
-      <w:bookmarkStart w:id="39" w:name="OLE_LINK162"/>
-      <w:bookmarkStart w:id="40" w:name="OLE_LINK187"/>
-      <w:bookmarkStart w:id="41" w:name="OLE_LINK166"/>
+      <w:bookmarkStart w:id="41" w:name="OLE_LINK162"/>
+      <w:bookmarkStart w:id="42" w:name="OLE_LINK187"/>
+      <w:bookmarkStart w:id="43" w:name="OLE_LINK166"/>
       <w:r>
         <w:rPr>
           <w:rFonts w:ascii="Times New Roman" w:eastAsia="MS Mincho" w:hAnsi="Times New Roman" w:cs="Times New Roman"/>
@@ -10265,7 +10164,7 @@
             <w:tcW w:w="1228" w:type="dxa"/>
             <w:shd w:val="clear" w:color="auto" w:fill="BFBFBF" w:themeFill="background1" w:themeFillShade="BF"/>
           </w:tcPr>
-          <w:bookmarkEnd w:id="39"/>
+          <w:bookmarkEnd w:id="41"/>
           <w:p>
             <w:pPr>
               <w:jc w:val="center"/>
@@ -11922,7 +11821,7 @@
         </w:rPr>
         <w:t xml:space="preserve">Source: </w:t>
       </w:r>
-      <w:bookmarkStart w:id="42" w:name="OLE_LINK181"/>
+      <w:bookmarkStart w:id="44" w:name="OLE_LINK181"/>
       <w:r>
         <w:rPr>
           <w:rFonts w:ascii="Times New Roman" w:eastAsia="MS Mincho" w:hAnsi="Times New Roman" w:cs="Times New Roman"/>
@@ -11949,62 +11848,62 @@
         </w:rPr>
         <w:t xml:space="preserve"> et al. (2023)</w:t>
       </w:r>
+      <w:bookmarkEnd w:id="44"/>
+    </w:p>
+    <w:bookmarkStart w:id="45" w:name="OLE_LINK184"/>
+    <w:p>
+      <w:pPr>
+        <w:spacing w:after="0" w:line="240" w:lineRule="auto"/>
+        <w:rPr>
+          <w:rFonts w:ascii="Times New Roman" w:eastAsia="MS Mincho" w:hAnsi="Times New Roman" w:cs="Times New Roman"/>
+          <w:kern w:val="0"/>
+          <w14:ligatures w14:val="none"/>
+        </w:rPr>
+      </w:pPr>
+      <w:r>
+        <w:rPr>
+          <w:rFonts w:ascii="Times New Roman" w:hAnsi="Times New Roman" w:cs="Times New Roman"/>
+        </w:rPr>
+        <w:fldChar w:fldCharType="begin"/>
+      </w:r>
+      <w:r>
+        <w:rPr>
+          <w:rFonts w:ascii="Times New Roman" w:hAnsi="Times New Roman" w:cs="Times New Roman"/>
+        </w:rPr>
+        <w:instrText>HYPERLINK "https://github.com/IS2AI/TurkicTTS"</w:instrText>
+      </w:r>
+      <w:r>
+        <w:rPr>
+          <w:rFonts w:ascii="Times New Roman" w:hAnsi="Times New Roman" w:cs="Times New Roman"/>
+        </w:rPr>
+      </w:r>
+      <w:r>
+        <w:rPr>
+          <w:rFonts w:ascii="Times New Roman" w:hAnsi="Times New Roman" w:cs="Times New Roman"/>
+        </w:rPr>
+        <w:fldChar w:fldCharType="separate"/>
+      </w:r>
+      <w:r>
+        <w:rPr>
+          <w:rStyle w:val="Hyperlink"/>
+          <w:rFonts w:ascii="Times New Roman" w:eastAsia="MS Mincho" w:hAnsi="Times New Roman" w:cs="Times New Roman"/>
+          <w:kern w:val="0"/>
+          <w14:ligatures w14:val="none"/>
+        </w:rPr>
+        <w:t>https://github.com/IS2AI/TurkicTTS</w:t>
+      </w:r>
+      <w:r>
+        <w:rPr>
+          <w:rFonts w:ascii="Times New Roman" w:hAnsi="Times New Roman" w:cs="Times New Roman"/>
+        </w:rPr>
+        <w:fldChar w:fldCharType="end"/>
+      </w:r>
       <w:bookmarkEnd w:id="42"/>
-    </w:p>
-    <w:bookmarkStart w:id="43" w:name="OLE_LINK184"/>
+      <w:bookmarkEnd w:id="45"/>
+    </w:p>
     <w:p>
       <w:pPr>
         <w:spacing w:after="0" w:line="240" w:lineRule="auto"/>
-        <w:rPr>
-          <w:rFonts w:ascii="Times New Roman" w:eastAsia="MS Mincho" w:hAnsi="Times New Roman" w:cs="Times New Roman"/>
-          <w:kern w:val="0"/>
-          <w14:ligatures w14:val="none"/>
-        </w:rPr>
-      </w:pPr>
-      <w:r>
-        <w:rPr>
-          <w:rFonts w:ascii="Times New Roman" w:hAnsi="Times New Roman" w:cs="Times New Roman"/>
-        </w:rPr>
-        <w:fldChar w:fldCharType="begin"/>
-      </w:r>
-      <w:r>
-        <w:rPr>
-          <w:rFonts w:ascii="Times New Roman" w:hAnsi="Times New Roman" w:cs="Times New Roman"/>
-        </w:rPr>
-        <w:instrText>HYPERLINK "https://github.com/IS2AI/TurkicTTS"</w:instrText>
-      </w:r>
-      <w:r>
-        <w:rPr>
-          <w:rFonts w:ascii="Times New Roman" w:hAnsi="Times New Roman" w:cs="Times New Roman"/>
-        </w:rPr>
-      </w:r>
-      <w:r>
-        <w:rPr>
-          <w:rFonts w:ascii="Times New Roman" w:hAnsi="Times New Roman" w:cs="Times New Roman"/>
-        </w:rPr>
-        <w:fldChar w:fldCharType="separate"/>
-      </w:r>
-      <w:r>
-        <w:rPr>
-          <w:rStyle w:val="Hyperlink"/>
-          <w:rFonts w:ascii="Times New Roman" w:eastAsia="MS Mincho" w:hAnsi="Times New Roman" w:cs="Times New Roman"/>
-          <w:kern w:val="0"/>
-          <w14:ligatures w14:val="none"/>
-        </w:rPr>
-        <w:t>https://github.com/IS2AI/TurkicTTS</w:t>
-      </w:r>
-      <w:r>
-        <w:rPr>
-          <w:rFonts w:ascii="Times New Roman" w:hAnsi="Times New Roman" w:cs="Times New Roman"/>
-        </w:rPr>
-        <w:fldChar w:fldCharType="end"/>
-      </w:r>
-    </w:p>
-    <w:bookmarkEnd w:id="40"/>
-    <w:bookmarkEnd w:id="43"/>
-    <w:p>
-      <w:pPr>
-        <w:spacing w:after="0" w:line="360" w:lineRule="auto"/>
         <w:rPr>
           <w:rFonts w:ascii="Times New Roman" w:eastAsia="MS Mincho" w:hAnsi="Times New Roman" w:cs="Times New Roman"/>
           <w:kern w:val="0"/>
@@ -16212,7 +16111,7 @@
         </w:rPr>
         <w:t xml:space="preserve"> et al. (2023)</w:t>
       </w:r>
-      <w:bookmarkEnd w:id="41"/>
+      <w:bookmarkEnd w:id="43"/>
     </w:p>
     <w:p>
       <w:pPr>
@@ -16268,6 +16167,7 @@
           <w:szCs w:val="28"/>
           <w14:ligatures w14:val="none"/>
         </w:rPr>
+        <w:lastRenderedPageBreak/>
         <w:t xml:space="preserve">The /ğ/ </w:t>
       </w:r>
       <w:proofErr w:type="spellStart"/>
@@ -17004,6 +16904,7 @@
     <w:p>
       <w:pPr>
         <w:spacing w:line="360" w:lineRule="auto"/>
+        <w:jc w:val="both"/>
         <w:rPr>
           <w:rFonts w:ascii="Times New Roman" w:eastAsia="MS Mincho" w:hAnsi="Times New Roman" w:cs="Times New Roman"/>
           <w:kern w:val="0"/>
@@ -17044,7 +16945,7 @@
         </w:rPr>
         <w:t xml:space="preserve"> apply at morphological boundaries, and the G2P module must handle these correctly even without explicit morphological parsing</w:t>
       </w:r>
-      <w:bookmarkStart w:id="44" w:name="OLE_LINK178"/>
+      <w:bookmarkStart w:id="46" w:name="OLE_LINK178"/>
       <w:r>
         <w:rPr>
           <w:rFonts w:ascii="Times New Roman" w:eastAsia="MS Mincho" w:hAnsi="Times New Roman" w:cs="Times New Roman"/>
@@ -17055,6 +16956,19 @@
         </w:rPr>
         <w:t>.</w:t>
       </w:r>
+    </w:p>
+    <w:p>
+      <w:pPr>
+        <w:spacing w:line="360" w:lineRule="auto"/>
+        <w:jc w:val="both"/>
+        <w:rPr>
+          <w:rFonts w:ascii="Times New Roman" w:eastAsia="MS Mincho" w:hAnsi="Times New Roman" w:cs="Times New Roman"/>
+          <w:kern w:val="0"/>
+          <w:sz w:val="28"/>
+          <w:szCs w:val="28"/>
+          <w14:ligatures w14:val="none"/>
+        </w:rPr>
+      </w:pPr>
     </w:p>
     <w:p>
       <w:pPr>
@@ -17094,7 +17008,7 @@
         <w:t xml:space="preserve"> classes and suffix alternation patterns in Azerbaijani.</w:t>
       </w:r>
     </w:p>
-    <w:bookmarkEnd w:id="44"/>
+    <w:bookmarkEnd w:id="46"/>
     <w:p>
       <w:pPr>
         <w:spacing w:line="240" w:lineRule="auto"/>
@@ -17330,7 +17244,7 @@
           <w14:ligatures w14:val="none"/>
         </w:rPr>
       </w:pPr>
-      <w:bookmarkStart w:id="45" w:name="_Toc231402735"/>
+      <w:bookmarkStart w:id="47" w:name="_Toc231402735"/>
       <w:r>
         <w:rPr>
           <w:rFonts w:ascii="Times New Roman" w:eastAsia="Times New Roman" w:hAnsi="Times New Roman" w:cs="Times New Roman"/>
@@ -17355,7 +17269,7 @@
         </w:rPr>
         <w:t>Text normalization and linguistic rule design</w:t>
       </w:r>
-      <w:bookmarkEnd w:id="45"/>
+      <w:bookmarkEnd w:id="47"/>
     </w:p>
     <w:p>
       <w:pPr>
@@ -17537,8 +17451,8 @@
           <w14:ligatures w14:val="none"/>
         </w:rPr>
       </w:pPr>
-      <w:bookmarkStart w:id="46" w:name="OLE_LINK203"/>
-      <w:bookmarkStart w:id="47" w:name="OLE_LINK201"/>
+      <w:bookmarkStart w:id="48" w:name="OLE_LINK203"/>
+      <w:bookmarkStart w:id="49" w:name="OLE_LINK201"/>
       <w:r>
         <w:rPr>
           <w:rFonts w:ascii="Times New Roman" w:eastAsia="MS Mincho" w:hAnsi="Times New Roman" w:cs="Times New Roman"/>
@@ -17614,7 +17528,7 @@
         </w:rPr>
         <w:t>Text normalization processing cascade: eight steps from raw text to pronounceable Azerbaijani word sequence</w:t>
       </w:r>
-      <w:bookmarkEnd w:id="46"/>
+      <w:bookmarkEnd w:id="48"/>
     </w:p>
     <w:p>
       <w:pPr>
@@ -17773,7 +17687,7 @@
         <w:t xml:space="preserve"> Nvidia (2020) </w:t>
       </w:r>
     </w:p>
-    <w:bookmarkStart w:id="48" w:name="OLE_LINK300"/>
+    <w:bookmarkStart w:id="50" w:name="OLE_LINK300"/>
     <w:p>
       <w:pPr>
         <w:spacing w:after="0" w:line="240" w:lineRule="auto"/>
@@ -17832,8 +17746,8 @@
         </w:rPr>
       </w:pPr>
     </w:p>
-    <w:bookmarkEnd w:id="47"/>
-    <w:bookmarkEnd w:id="48"/>
+    <w:bookmarkEnd w:id="49"/>
+    <w:bookmarkEnd w:id="50"/>
     <w:p>
       <w:pPr>
         <w:spacing w:after="0" w:line="360" w:lineRule="auto"/>
@@ -18955,8 +18869,8 @@
           <w14:ligatures w14:val="none"/>
         </w:rPr>
       </w:pPr>
-      <w:bookmarkStart w:id="49" w:name="OLE_LINK190"/>
-      <w:bookmarkStart w:id="50" w:name="OLE_LINK193"/>
+      <w:bookmarkStart w:id="51" w:name="OLE_LINK190"/>
+      <w:bookmarkStart w:id="52" w:name="OLE_LINK193"/>
       <w:r>
         <w:rPr>
           <w:rFonts w:ascii="Times New Roman" w:eastAsia="MS Mincho" w:hAnsi="Times New Roman" w:cs="Times New Roman"/>
@@ -18999,7 +18913,7 @@
             <w:tcW w:w="4531" w:type="dxa"/>
             <w:shd w:val="clear" w:color="auto" w:fill="BFBFBF" w:themeFill="background1" w:themeFillShade="BF"/>
           </w:tcPr>
-          <w:bookmarkEnd w:id="49"/>
+          <w:bookmarkEnd w:id="51"/>
           <w:p>
             <w:pPr>
               <w:jc w:val="center"/>
@@ -19803,7 +19717,7 @@
         <w:t>Evaluation results from the present study (see Chapter III)</w:t>
       </w:r>
     </w:p>
-    <w:bookmarkEnd w:id="50"/>
+    <w:bookmarkEnd w:id="52"/>
     <w:p>
       <w:pPr>
         <w:spacing w:after="0" w:line="360" w:lineRule="auto"/>
@@ -19820,6 +19734,7 @@
       <w:pPr>
         <w:spacing w:after="0" w:line="360" w:lineRule="auto"/>
         <w:ind w:firstLine="720"/>
+        <w:jc w:val="both"/>
         <w:rPr>
           <w:rFonts w:ascii="Times New Roman" w:eastAsia="MS Mincho" w:hAnsi="Times New Roman" w:cs="Times New Roman"/>
           <w:kern w:val="0"/>
@@ -19934,6 +19849,7 @@
     <w:p>
       <w:pPr>
         <w:spacing w:after="0" w:line="360" w:lineRule="auto"/>
+        <w:jc w:val="both"/>
         <w:rPr>
           <w:rFonts w:ascii="Times New Roman" w:eastAsia="MS Mincho" w:hAnsi="Times New Roman" w:cs="Times New Roman"/>
           <w:kern w:val="0"/>
@@ -19946,6 +19862,7 @@
     <w:p>
       <w:pPr>
         <w:spacing w:after="0" w:line="360" w:lineRule="auto"/>
+        <w:jc w:val="both"/>
         <w:rPr>
           <w:rFonts w:ascii="Times New Roman" w:eastAsia="MS Mincho" w:hAnsi="Times New Roman" w:cs="Times New Roman"/>
           <w:kern w:val="0"/>
@@ -20189,6 +20106,7 @@
       <w:pPr>
         <w:spacing w:after="0" w:line="360" w:lineRule="auto"/>
         <w:ind w:firstLine="720"/>
+        <w:jc w:val="both"/>
         <w:rPr>
           <w:rFonts w:ascii="Times New Roman" w:eastAsia="MS Mincho" w:hAnsi="Times New Roman" w:cs="Times New Roman"/>
           <w:kern w:val="0"/>
@@ -20212,6 +20130,7 @@
       <w:pPr>
         <w:spacing w:after="0" w:line="360" w:lineRule="auto"/>
         <w:ind w:firstLine="720"/>
+        <w:jc w:val="both"/>
         <w:rPr>
           <w:rFonts w:ascii="Times New Roman" w:eastAsia="MS Mincho" w:hAnsi="Times New Roman" w:cs="Times New Roman"/>
           <w:kern w:val="0"/>
@@ -20279,6 +20198,7 @@
       <w:pPr>
         <w:spacing w:after="0" w:line="360" w:lineRule="auto"/>
         <w:ind w:firstLine="720"/>
+        <w:jc w:val="both"/>
         <w:rPr>
           <w:rFonts w:ascii="Times New Roman" w:eastAsia="MS Mincho" w:hAnsi="Times New Roman" w:cs="Times New Roman"/>
           <w:kern w:val="0"/>
@@ -20405,7 +20325,7 @@
           <w:szCs w:val="28"/>
           <w14:ligatures w14:val="none"/>
         </w:rPr>
-        <w:t xml:space="preserve"> Geminates apply a ×1.6 </w:t>
+        <w:t xml:space="preserve"> Geminates apply a ×1.6 factor to the </w:t>
       </w:r>
       <w:r>
         <w:rPr>
@@ -20416,7 +20336,7 @@
           <w14:ligatures w14:val="none"/>
         </w:rPr>
         <w:lastRenderedPageBreak/>
-        <w:t xml:space="preserve">factor to the corresponding singleton duration. Phrase-final lengthening applies a ×1.3 factor to all phones. Pauses are inserted at sentence boundaries (500 </w:t>
+        <w:t xml:space="preserve">corresponding singleton duration. Phrase-final lengthening applies a ×1.3 factor to all phones. Pauses are inserted at sentence boundaries (500 </w:t>
       </w:r>
       <w:proofErr w:type="spellStart"/>
       <w:r>
@@ -20511,8 +20431,8 @@
           <w14:ligatures w14:val="none"/>
         </w:rPr>
       </w:pPr>
-      <w:bookmarkStart w:id="51" w:name="OLE_LINK196"/>
-      <w:bookmarkStart w:id="52" w:name="OLE_LINK206"/>
+      <w:bookmarkStart w:id="53" w:name="OLE_LINK196"/>
+      <w:bookmarkStart w:id="54" w:name="OLE_LINK206"/>
       <w:r>
         <w:rPr>
           <w:rFonts w:ascii="Times New Roman" w:eastAsia="MS Mincho" w:hAnsi="Times New Roman" w:cs="Times New Roman"/>
@@ -20587,7 +20507,7 @@
             <w:tcW w:w="2547" w:type="dxa"/>
             <w:shd w:val="clear" w:color="auto" w:fill="BFBFBF" w:themeFill="background1" w:themeFillShade="BF"/>
           </w:tcPr>
-          <w:bookmarkEnd w:id="51"/>
+          <w:bookmarkEnd w:id="53"/>
           <w:p>
             <w:pPr>
               <w:jc w:val="center"/>
@@ -21348,7 +21268,7 @@
         </w:rPr>
         <w:t xml:space="preserve">Source: </w:t>
       </w:r>
-      <w:bookmarkStart w:id="53" w:name="OLE_LINK299"/>
+      <w:bookmarkStart w:id="55" w:name="OLE_LINK299"/>
       <w:r>
         <w:rPr>
           <w:rFonts w:ascii="Times New Roman" w:eastAsia="MS Mincho" w:hAnsi="Times New Roman" w:cs="Times New Roman"/>
@@ -21375,7 +21295,7 @@
         </w:rPr>
         <w:t xml:space="preserve"> et al. (2024)</w:t>
       </w:r>
-      <w:bookmarkEnd w:id="53"/>
+      <w:bookmarkEnd w:id="55"/>
     </w:p>
     <w:p>
       <w:pPr>
@@ -21395,7 +21315,7 @@
           <w:t>https://www.isca-archive.org/interspeech_2024/sadekova24_interspeech.pdf</w:t>
         </w:r>
       </w:hyperlink>
-      <w:bookmarkEnd w:id="52"/>
+      <w:bookmarkEnd w:id="54"/>
     </w:p>
     <w:p>
       <w:pPr>
@@ -21429,7 +21349,7 @@
           <w14:ligatures w14:val="none"/>
         </w:rPr>
       </w:pPr>
-      <w:bookmarkStart w:id="54" w:name="_Toc231402736"/>
+      <w:bookmarkStart w:id="56" w:name="_Toc231402736"/>
       <w:r>
         <w:rPr>
           <w:rFonts w:ascii="Times New Roman" w:eastAsia="Times New Roman" w:hAnsi="Times New Roman" w:cs="Times New Roman"/>
@@ -21506,7 +21426,7 @@
         </w:rPr>
         <w:t xml:space="preserve"> system</w:t>
       </w:r>
-      <w:bookmarkEnd w:id="54"/>
+      <w:bookmarkEnd w:id="56"/>
     </w:p>
     <w:p>
       <w:pPr>
@@ -21962,8 +21882,8 @@
         </w:rPr>
         <w:t xml:space="preserve"> object encoding the full suprasegmental structure of the utterance</w:t>
       </w:r>
-      <w:bookmarkStart w:id="55" w:name="OLE_LINK202"/>
-      <w:bookmarkStart w:id="56" w:name="OLE_LINK204"/>
+      <w:bookmarkStart w:id="57" w:name="OLE_LINK202"/>
+      <w:bookmarkStart w:id="58" w:name="OLE_LINK204"/>
     </w:p>
     <w:p>
       <w:pPr>
@@ -22026,7 +21946,7 @@
         </w:rPr>
       </w:pPr>
     </w:p>
-    <w:bookmarkEnd w:id="55"/>
+    <w:bookmarkEnd w:id="57"/>
     <w:p>
       <w:pPr>
         <w:spacing w:after="0" w:line="240" w:lineRule="auto"/>
@@ -22049,7 +21969,7 @@
           <w:kern w:val="0"/>
         </w:rPr>
         <w:drawing>
-          <wp:inline distT="0" distB="0" distL="0" distR="0" wp14:anchorId="55993A74" wp14:editId="4FE7271F">
+          <wp:inline distT="0" distB="0" distL="0" distR="0" wp14:anchorId="55993A74" wp14:editId="56CC2C92">
             <wp:extent cx="3586289" cy="4368800"/>
             <wp:effectExtent l="0" t="0" r="0" b="0"/>
             <wp:docPr id="1614350033" name="Picture 11"/>
@@ -22183,7 +22103,7 @@
         <w:t xml:space="preserve"> Author's own elaboration</w:t>
       </w:r>
     </w:p>
-    <w:bookmarkEnd w:id="56"/>
+    <w:bookmarkEnd w:id="58"/>
     <w:p>
       <w:pPr>
         <w:spacing w:after="0" w:line="360" w:lineRule="auto"/>
@@ -23073,8 +22993,8 @@
           <w14:ligatures w14:val="none"/>
         </w:rPr>
       </w:pPr>
-      <w:bookmarkStart w:id="57" w:name="OLE_LINK205"/>
-      <w:bookmarkStart w:id="58" w:name="OLE_LINK212"/>
+      <w:bookmarkStart w:id="59" w:name="OLE_LINK205"/>
+      <w:bookmarkStart w:id="60" w:name="OLE_LINK212"/>
     </w:p>
     <w:p>
       <w:pPr>
@@ -23147,7 +23067,7 @@
         </w:rPr>
         <w:t>: Data flow diagram showing intermediate representations between each pipeline module</w:t>
       </w:r>
-      <w:bookmarkEnd w:id="57"/>
+      <w:bookmarkEnd w:id="59"/>
       <w:r>
         <w:rPr>
           <w:rFonts w:ascii="Times New Roman" w:eastAsia="MS Mincho" w:hAnsi="Times New Roman" w:cs="Times New Roman"/>
@@ -23301,7 +23221,7 @@
         </w:rPr>
         <w:t xml:space="preserve"> Author's own elaboration</w:t>
       </w:r>
-      <w:bookmarkEnd w:id="58"/>
+      <w:bookmarkEnd w:id="60"/>
     </w:p>
     <w:p>
       <w:pPr>
@@ -23328,7 +23248,7 @@
           <w14:ligatures w14:val="none"/>
         </w:rPr>
       </w:pPr>
-      <w:bookmarkStart w:id="59" w:name="OLE_LINK208"/>
+      <w:bookmarkStart w:id="61" w:name="OLE_LINK208"/>
       <w:r>
         <w:rPr>
           <w:rFonts w:ascii="Times New Roman" w:eastAsia="MS Mincho" w:hAnsi="Times New Roman" w:cs="Times New Roman"/>
@@ -23372,7 +23292,7 @@
             <w:tcW w:w="2492" w:type="dxa"/>
             <w:shd w:val="clear" w:color="auto" w:fill="BFBFBF" w:themeFill="background1" w:themeFillShade="BF"/>
           </w:tcPr>
-          <w:bookmarkEnd w:id="59"/>
+          <w:bookmarkEnd w:id="61"/>
           <w:p>
             <w:pPr>
               <w:jc w:val="center"/>
@@ -23976,6 +23896,7 @@
       <w:pPr>
         <w:spacing w:line="360" w:lineRule="auto"/>
         <w:ind w:firstLine="720"/>
+        <w:jc w:val="both"/>
         <w:rPr>
           <w:rFonts w:ascii="Times New Roman" w:eastAsia="MS Mincho" w:hAnsi="Times New Roman" w:cs="Times New Roman"/>
           <w:kern w:val="0"/>
@@ -24121,7 +24042,7 @@
           <w14:ligatures w14:val="none"/>
         </w:rPr>
       </w:pPr>
-      <w:bookmarkStart w:id="60" w:name="_Toc231402737"/>
+      <w:bookmarkStart w:id="62" w:name="_Toc231402737"/>
       <w:r>
         <w:rPr>
           <w:rFonts w:ascii="Times New Roman" w:eastAsia="Times New Roman" w:hAnsi="Times New Roman" w:cs="Times New Roman"/>
@@ -24145,7 +24066,7 @@
         </w:rPr>
         <w:t>. DESIGN, IMPLEMENTATION, AND EVALUATION</w:t>
       </w:r>
-      <w:bookmarkEnd w:id="60"/>
+      <w:bookmarkEnd w:id="62"/>
       <w:r>
         <w:rPr>
           <w:rFonts w:ascii="Times New Roman" w:eastAsia="Times New Roman" w:hAnsi="Times New Roman" w:cs="Times New Roman"/>
@@ -24176,7 +24097,7 @@
           <w14:ligatures w14:val="none"/>
         </w:rPr>
       </w:pPr>
-      <w:bookmarkStart w:id="61" w:name="_Toc231402738"/>
+      <w:bookmarkStart w:id="63" w:name="_Toc231402738"/>
       <w:r>
         <w:rPr>
           <w:rFonts w:ascii="Times New Roman" w:eastAsia="Times New Roman" w:hAnsi="Times New Roman" w:cs="Times New Roman"/>
@@ -24201,7 +24122,7 @@
         </w:rPr>
         <w:t>System design and development methodology</w:t>
       </w:r>
-      <w:bookmarkEnd w:id="61"/>
+      <w:bookmarkEnd w:id="63"/>
     </w:p>
     <w:p>
       <w:pPr>
@@ -24423,8 +24344,8 @@
           <w14:ligatures w14:val="none"/>
         </w:rPr>
       </w:pPr>
-      <w:bookmarkStart w:id="62" w:name="OLE_LINK214"/>
-      <w:bookmarkStart w:id="63" w:name="OLE_LINK215"/>
+      <w:bookmarkStart w:id="64" w:name="OLE_LINK214"/>
+      <w:bookmarkStart w:id="65" w:name="OLE_LINK215"/>
       <w:r>
         <w:rPr>
           <w:rFonts w:ascii="Times New Roman" w:eastAsia="MS Mincho" w:hAnsi="Times New Roman" w:cs="Times New Roman"/>
@@ -24450,7 +24371,7 @@
         </w:rPr>
       </w:pPr>
     </w:p>
-    <w:bookmarkEnd w:id="62"/>
+    <w:bookmarkEnd w:id="64"/>
     <w:p>
       <w:pPr>
         <w:spacing w:after="0" w:line="240" w:lineRule="auto"/>
@@ -24534,7 +24455,7 @@
         <w:t xml:space="preserve"> Author's own elaboration</w:t>
       </w:r>
     </w:p>
-    <w:bookmarkEnd w:id="63"/>
+    <w:bookmarkEnd w:id="65"/>
     <w:p>
       <w:pPr>
         <w:spacing w:after="0" w:line="360" w:lineRule="auto"/>
@@ -24603,8 +24524,8 @@
         <w:lastRenderedPageBreak/>
         <w:t>Unicode character classes natively, eliminating the encoding issues that frequently arise in languages with less mature Unicode support.</w:t>
       </w:r>
-      <w:bookmarkStart w:id="64" w:name="OLE_LINK216"/>
-      <w:bookmarkStart w:id="65" w:name="OLE_LINK225"/>
+      <w:bookmarkStart w:id="66" w:name="OLE_LINK216"/>
+      <w:bookmarkStart w:id="67" w:name="OLE_LINK225"/>
     </w:p>
     <w:p>
       <w:pPr>
@@ -24658,7 +24579,7 @@
         </w:rPr>
       </w:pPr>
     </w:p>
-    <w:bookmarkEnd w:id="64"/>
+    <w:bookmarkEnd w:id="66"/>
     <w:p>
       <w:pPr>
         <w:spacing w:after="0" w:line="240" w:lineRule="auto"/>
@@ -24679,7 +24600,7 @@
           <w:kern w:val="0"/>
         </w:rPr>
         <w:drawing>
-          <wp:inline distT="0" distB="0" distL="0" distR="0" wp14:anchorId="40536A26" wp14:editId="429E59C8">
+          <wp:inline distT="0" distB="0" distL="0" distR="0" wp14:anchorId="40536A26" wp14:editId="2CCD308C">
             <wp:extent cx="5849363" cy="5227782"/>
             <wp:effectExtent l="0" t="0" r="5715" b="5080"/>
             <wp:docPr id="1025195147" name="Picture 16"/>
@@ -24750,7 +24671,7 @@
         <w:t xml:space="preserve"> Author's own elaboration</w:t>
       </w:r>
     </w:p>
-    <w:bookmarkEnd w:id="65"/>
+    <w:bookmarkEnd w:id="67"/>
     <w:p>
       <w:pPr>
         <w:spacing w:after="0" w:line="360" w:lineRule="auto"/>
@@ -24977,8 +24898,8 @@
         </w:rPr>
         <w:t>The system is implemented using Python 3.11 and relies primarily on the Python standard library for its core processing modules. The deliberate minimization of external dependencies reduces installation complexity, eliminates version conflict risks, and ensures that the system remains functional in environments where package installation is restricted. Table 9 summarizes the standard library modules used across the pipeline and their specific roles.</w:t>
       </w:r>
-      <w:bookmarkStart w:id="66" w:name="OLE_LINK221"/>
-      <w:bookmarkStart w:id="67" w:name="OLE_LINK222"/>
+      <w:bookmarkStart w:id="68" w:name="OLE_LINK221"/>
+      <w:bookmarkStart w:id="69" w:name="OLE_LINK222"/>
     </w:p>
     <w:p>
       <w:pPr>
@@ -25027,7 +24948,7 @@
         </w:rPr>
         <w:t>Table 9: Python standard library modules and their roles in the TTS system</w:t>
       </w:r>
-      <w:bookmarkEnd w:id="66"/>
+      <w:bookmarkEnd w:id="68"/>
     </w:p>
     <w:p>
       <w:pPr>
@@ -25905,7 +25826,7 @@
         <w:t>Author's own elaboration</w:t>
       </w:r>
     </w:p>
-    <w:bookmarkEnd w:id="67"/>
+    <w:bookmarkEnd w:id="69"/>
     <w:p>
       <w:pPr>
         <w:spacing w:after="0" w:line="360" w:lineRule="auto"/>
@@ -25922,6 +25843,7 @@
       <w:pPr>
         <w:spacing w:after="0" w:line="360" w:lineRule="auto"/>
         <w:ind w:firstLine="720"/>
+        <w:jc w:val="both"/>
         <w:rPr>
           <w:rFonts w:ascii="Times New Roman" w:eastAsia="MS Mincho" w:hAnsi="Times New Roman" w:cs="Times New Roman"/>
           <w:kern w:val="0"/>
@@ -25941,8 +25863,8 @@
         <w:lastRenderedPageBreak/>
         <w:t>Beyond the standard library, a small set of optional external packages is declared in requirements.txt for evaluation and audio playback purposes. These packages are not required for the core TTS pipeline to function and are loaded only when the corresponding functionality is invoked. Table 10 documents these optional dependencies.</w:t>
       </w:r>
-      <w:bookmarkStart w:id="68" w:name="OLE_LINK224"/>
-      <w:bookmarkStart w:id="69" w:name="OLE_LINK246"/>
+      <w:bookmarkStart w:id="70" w:name="OLE_LINK224"/>
+      <w:bookmarkStart w:id="71" w:name="OLE_LINK246"/>
     </w:p>
     <w:p>
       <w:pPr>
@@ -25967,7 +25889,7 @@
         </w:rPr>
         <w:t>Table 10: Optional external dependencies and their roles</w:t>
       </w:r>
-      <w:bookmarkEnd w:id="68"/>
+      <w:bookmarkEnd w:id="70"/>
     </w:p>
     <w:p>
       <w:pPr>
@@ -26519,7 +26441,7 @@
         <w:t>Author's own elaboration</w:t>
       </w:r>
     </w:p>
-    <w:bookmarkEnd w:id="69"/>
+    <w:bookmarkEnd w:id="71"/>
     <w:p>
       <w:pPr>
         <w:spacing w:after="0" w:line="360" w:lineRule="auto"/>
@@ -26536,6 +26458,7 @@
       <w:pPr>
         <w:spacing w:after="0" w:line="360" w:lineRule="auto"/>
         <w:ind w:firstLine="720"/>
+        <w:jc w:val="both"/>
         <w:rPr>
           <w:rFonts w:ascii="Times New Roman" w:eastAsia="MS Mincho" w:hAnsi="Times New Roman" w:cs="Times New Roman"/>
           <w:kern w:val="0"/>
@@ -26647,6 +26570,7 @@
       <w:pPr>
         <w:spacing w:after="0" w:line="360" w:lineRule="auto"/>
         <w:ind w:firstLine="720"/>
+        <w:jc w:val="both"/>
         <w:rPr>
           <w:rFonts w:ascii="Times New Roman" w:eastAsia="MS Mincho" w:hAnsi="Times New Roman" w:cs="Times New Roman"/>
           <w:kern w:val="0"/>
@@ -26733,8 +26657,8 @@
           <w14:ligatures w14:val="none"/>
         </w:rPr>
       </w:pPr>
-      <w:bookmarkStart w:id="70" w:name="OLE_LINK227"/>
-      <w:bookmarkStart w:id="71" w:name="OLE_LINK226"/>
+      <w:bookmarkStart w:id="72" w:name="OLE_LINK227"/>
+      <w:bookmarkStart w:id="73" w:name="OLE_LINK226"/>
       <w:r>
         <w:rPr>
           <w:rFonts w:ascii="Times New Roman" w:eastAsia="MS Mincho" w:hAnsi="Times New Roman" w:cs="Times New Roman"/>
@@ -26770,7 +26694,7 @@
         <w:lastRenderedPageBreak/>
         <w:t>Figure 8: Terminal output of the --analyze mode showing pipeline stage outputs for a standard declarative sentence</w:t>
       </w:r>
-      <w:bookmarkEnd w:id="70"/>
+      <w:bookmarkEnd w:id="72"/>
       <w:r>
         <w:rPr>
           <w:rFonts w:ascii="Times New Roman" w:eastAsia="MS Mincho" w:hAnsi="Times New Roman" w:cs="Times New Roman"/>
@@ -26913,8 +26837,8 @@
           <w14:ligatures w14:val="none"/>
         </w:rPr>
       </w:pPr>
-      <w:bookmarkStart w:id="72" w:name="OLE_LINK228"/>
-      <w:bookmarkStart w:id="73" w:name="OLE_LINK231"/>
+      <w:bookmarkStart w:id="74" w:name="OLE_LINK228"/>
+      <w:bookmarkStart w:id="75" w:name="OLE_LINK231"/>
       <w:r>
         <w:rPr>
           <w:rFonts w:ascii="Times New Roman" w:eastAsia="MS Mincho" w:hAnsi="Times New Roman" w:cs="Times New Roman"/>
@@ -26940,7 +26864,7 @@
         </w:rPr>
       </w:pPr>
     </w:p>
-    <w:bookmarkEnd w:id="72"/>
+    <w:bookmarkEnd w:id="74"/>
     <w:p>
       <w:pPr>
         <w:spacing w:after="0" w:line="240" w:lineRule="auto"/>
@@ -27022,8 +26946,8 @@
         </w:rPr>
         <w:t xml:space="preserve"> Author's own elaboration</w:t>
       </w:r>
-      <w:bookmarkEnd w:id="71"/>
       <w:bookmarkEnd w:id="73"/>
+      <w:bookmarkEnd w:id="75"/>
     </w:p>
     <w:p>
       <w:pPr>
@@ -27055,7 +26979,7 @@
           <w14:ligatures w14:val="none"/>
         </w:rPr>
       </w:pPr>
-      <w:bookmarkStart w:id="74" w:name="_Toc231402739"/>
+      <w:bookmarkStart w:id="76" w:name="_Toc231402739"/>
       <w:r>
         <w:rPr>
           <w:rFonts w:ascii="Times New Roman" w:eastAsia="Times New Roman" w:hAnsi="Times New Roman" w:cs="Times New Roman"/>
@@ -27106,7 +27030,7 @@
         </w:rPr>
         <w:t xml:space="preserve"> prototype</w:t>
       </w:r>
-      <w:bookmarkEnd w:id="74"/>
+      <w:bookmarkEnd w:id="76"/>
     </w:p>
     <w:p>
       <w:pPr>
@@ -27145,8 +27069,8 @@
         <w:lastRenderedPageBreak/>
         <w:t>prosodic duration parameter by editing a plain text JSON file, without requiring Python programming knowledge or risking changes to the processing logic.</w:t>
       </w:r>
-      <w:bookmarkStart w:id="75" w:name="OLE_LINK233"/>
-      <w:bookmarkStart w:id="76" w:name="OLE_LINK234"/>
+      <w:bookmarkStart w:id="77" w:name="OLE_LINK233"/>
+      <w:bookmarkStart w:id="78" w:name="OLE_LINK234"/>
     </w:p>
     <w:p>
       <w:pPr>
@@ -27176,7 +27100,7 @@
           <w14:ligatures w14:val="none"/>
         </w:rPr>
       </w:pPr>
-      <w:bookmarkStart w:id="77" w:name="OLE_LINK1"/>
+      <w:bookmarkStart w:id="79" w:name="OLE_LINK1"/>
       <w:r>
         <w:rPr>
           <w:rFonts w:ascii="Times New Roman" w:eastAsia="MS Mincho" w:hAnsi="Times New Roman" w:cs="Times New Roman"/>
@@ -27187,7 +27111,7 @@
         </w:rPr>
         <w:t xml:space="preserve">Figure 10: </w:t>
       </w:r>
-      <w:bookmarkStart w:id="78" w:name="OLE_LINK10"/>
+      <w:bookmarkStart w:id="80" w:name="OLE_LINK10"/>
       <w:r>
         <w:rPr>
           <w:rFonts w:ascii="Times New Roman" w:eastAsia="MS Mincho" w:hAnsi="Times New Roman" w:cs="Times New Roman"/>
@@ -27220,7 +27144,7 @@
         </w:rPr>
         <w:t xml:space="preserve"> showing the vowel inventory, </w:t>
       </w:r>
-      <w:bookmarkStart w:id="79" w:name="OLE_LINK9"/>
+      <w:bookmarkStart w:id="81" w:name="OLE_LINK9"/>
       <w:r>
         <w:rPr>
           <w:rFonts w:ascii="Times New Roman" w:eastAsia="MS Mincho" w:hAnsi="Times New Roman" w:cs="Times New Roman"/>
@@ -27241,7 +27165,7 @@
         </w:rPr>
         <w:t>s</w:t>
       </w:r>
-      <w:bookmarkEnd w:id="79"/>
+      <w:bookmarkEnd w:id="81"/>
       <w:r>
         <w:rPr>
           <w:rFonts w:ascii="Times New Roman" w:eastAsia="MS Mincho" w:hAnsi="Times New Roman" w:cs="Times New Roman"/>
@@ -27252,9 +27176,9 @@
         </w:rPr>
         <w:t>.</w:t>
       </w:r>
-      <w:bookmarkEnd w:id="78"/>
-    </w:p>
-    <w:bookmarkEnd w:id="77"/>
+      <w:bookmarkEnd w:id="80"/>
+    </w:p>
+    <w:bookmarkEnd w:id="79"/>
     <w:p>
       <w:pPr>
         <w:spacing w:after="0" w:line="240" w:lineRule="auto"/>
@@ -27269,7 +27193,7 @@
         </w:rPr>
       </w:pPr>
     </w:p>
-    <w:bookmarkEnd w:id="75"/>
+    <w:bookmarkEnd w:id="77"/>
     <w:p>
       <w:pPr>
         <w:spacing w:line="240" w:lineRule="auto"/>
@@ -27361,7 +27285,7 @@
           <w14:ligatures w14:val="none"/>
         </w:rPr>
       </w:pPr>
-      <w:bookmarkStart w:id="80" w:name="OLE_LINK5"/>
+      <w:bookmarkStart w:id="82" w:name="OLE_LINK5"/>
       <w:r>
         <w:rPr>
           <w:rFonts w:ascii="Times New Roman" w:eastAsia="MS Mincho" w:hAnsi="Times New Roman" w:cs="Times New Roman"/>
@@ -27470,7 +27394,7 @@
         <w:t>s</w:t>
       </w:r>
     </w:p>
-    <w:bookmarkEnd w:id="80"/>
+    <w:bookmarkEnd w:id="82"/>
     <w:p>
       <w:pPr>
         <w:spacing w:line="240" w:lineRule="auto"/>
@@ -27544,7 +27468,7 @@
           <w14:ligatures w14:val="none"/>
         </w:rPr>
       </w:pPr>
-      <w:bookmarkStart w:id="81" w:name="OLE_LINK2"/>
+      <w:bookmarkStart w:id="83" w:name="OLE_LINK2"/>
       <w:r>
         <w:rPr>
           <w:rFonts w:ascii="Times New Roman" w:eastAsia="MS Mincho" w:hAnsi="Times New Roman" w:cs="Times New Roman"/>
@@ -27575,7 +27499,7 @@
         </w:rPr>
       </w:pPr>
     </w:p>
-    <w:bookmarkEnd w:id="81"/>
+    <w:bookmarkEnd w:id="83"/>
     <w:p>
       <w:pPr>
         <w:spacing w:after="0" w:line="240" w:lineRule="auto"/>
@@ -27587,7 +27511,7 @@
         </w:rPr>
       </w:pPr>
     </w:p>
-    <w:bookmarkEnd w:id="76"/>
+    <w:bookmarkEnd w:id="78"/>
     <w:p>
       <w:pPr>
         <w:spacing w:after="0" w:line="360" w:lineRule="auto"/>
@@ -27730,8 +27654,8 @@
           <w14:ligatures w14:val="none"/>
         </w:rPr>
       </w:pPr>
-      <w:bookmarkStart w:id="82" w:name="OLE_LINK235"/>
-      <w:bookmarkStart w:id="83" w:name="OLE_LINK236"/>
+      <w:bookmarkStart w:id="84" w:name="OLE_LINK235"/>
+      <w:bookmarkStart w:id="85" w:name="OLE_LINK236"/>
       <w:r>
         <w:rPr>
           <w:rFonts w:ascii="Times New Roman" w:eastAsia="MS Mincho" w:hAnsi="Times New Roman" w:cs="Times New Roman"/>
@@ -27829,7 +27753,7 @@
         </w:rPr>
       </w:pPr>
     </w:p>
-    <w:bookmarkEnd w:id="82"/>
+    <w:bookmarkEnd w:id="84"/>
     <w:p>
       <w:pPr>
         <w:spacing w:line="240" w:lineRule="auto"/>
@@ -27909,7 +27833,7 @@
         <w:t xml:space="preserve"> Author's own elaboration</w:t>
       </w:r>
     </w:p>
-    <w:bookmarkEnd w:id="83"/>
+    <w:bookmarkEnd w:id="85"/>
     <w:p>
       <w:pPr>
         <w:spacing w:after="0" w:line="360" w:lineRule="auto"/>
@@ -28029,7 +27953,7 @@
           <w14:ligatures w14:val="none"/>
         </w:rPr>
       </w:pPr>
-      <w:bookmarkStart w:id="84" w:name="OLE_LINK239"/>
+      <w:bookmarkStart w:id="86" w:name="OLE_LINK239"/>
       <w:r>
         <w:rPr>
           <w:rFonts w:ascii="Times New Roman" w:eastAsia="MS Mincho" w:hAnsi="Times New Roman" w:cs="Times New Roman"/>
@@ -28144,8 +28068,8 @@
           <w:rFonts w:ascii="Times New Roman" w:hAnsi="Times New Roman" w:cs="Times New Roman"/>
         </w:rPr>
       </w:pPr>
-      <w:bookmarkStart w:id="85" w:name="OLE_LINK237"/>
-      <w:bookmarkEnd w:id="84"/>
+      <w:bookmarkStart w:id="87" w:name="OLE_LINK237"/>
+      <w:bookmarkEnd w:id="86"/>
       <w:r>
         <w:rPr>
           <w:rFonts w:ascii="Times New Roman" w:hAnsi="Times New Roman" w:cs="Times New Roman"/>
@@ -28188,7 +28112,7 @@
         </w:drawing>
       </w:r>
     </w:p>
-    <w:bookmarkEnd w:id="85"/>
+    <w:bookmarkEnd w:id="87"/>
     <w:p>
       <w:pPr>
         <w:spacing w:line="240" w:lineRule="auto"/>
@@ -28340,7 +28264,7 @@
           <w14:ligatures w14:val="none"/>
         </w:rPr>
       </w:pPr>
-      <w:bookmarkStart w:id="86" w:name="_Toc231402740"/>
+      <w:bookmarkStart w:id="88" w:name="_Toc231402740"/>
       <w:r>
         <w:rPr>
           <w:rFonts w:ascii="Times New Roman" w:eastAsia="Times New Roman" w:hAnsi="Times New Roman" w:cs="Times New Roman"/>
@@ -28364,7 +28288,7 @@
         </w:rPr>
         <w:t>Experimental evaluation and performance analysis</w:t>
       </w:r>
-      <w:bookmarkEnd w:id="86"/>
+      <w:bookmarkEnd w:id="88"/>
     </w:p>
     <w:p>
       <w:pPr>
@@ -28539,8 +28463,8 @@
           <w14:ligatures w14:val="none"/>
         </w:rPr>
       </w:pPr>
-      <w:bookmarkStart w:id="87" w:name="OLE_LINK245"/>
-      <w:bookmarkStart w:id="88" w:name="OLE_LINK243"/>
+      <w:bookmarkStart w:id="89" w:name="OLE_LINK245"/>
+      <w:bookmarkStart w:id="90" w:name="OLE_LINK243"/>
       <w:r>
         <w:rPr>
           <w:rFonts w:ascii="Times New Roman" w:eastAsia="MS Mincho" w:hAnsi="Times New Roman" w:cs="Times New Roman"/>
@@ -28608,7 +28532,7 @@
         </w:rPr>
       </w:pPr>
     </w:p>
-    <w:bookmarkEnd w:id="87"/>
+    <w:bookmarkEnd w:id="89"/>
     <w:p>
       <w:pPr>
         <w:spacing w:line="240" w:lineRule="auto"/>
@@ -28688,7 +28612,7 @@
         <w:t xml:space="preserve"> Author's own elaboration</w:t>
       </w:r>
     </w:p>
-    <w:bookmarkEnd w:id="88"/>
+    <w:bookmarkEnd w:id="90"/>
     <w:p>
       <w:pPr>
         <w:spacing w:after="0" w:line="360" w:lineRule="auto"/>
@@ -28849,8 +28773,8 @@
           <w14:ligatures w14:val="none"/>
         </w:rPr>
       </w:pPr>
-      <w:bookmarkStart w:id="89" w:name="OLE_LINK244"/>
-      <w:bookmarkStart w:id="90" w:name="OLE_LINK253"/>
+      <w:bookmarkStart w:id="91" w:name="OLE_LINK244"/>
+      <w:bookmarkStart w:id="92" w:name="OLE_LINK253"/>
       <w:r>
         <w:rPr>
           <w:rFonts w:ascii="Times New Roman" w:eastAsia="MS Mincho" w:hAnsi="Times New Roman" w:cs="Times New Roman"/>
@@ -28919,7 +28843,7 @@
         </w:rPr>
       </w:pPr>
     </w:p>
-    <w:bookmarkEnd w:id="89"/>
+    <w:bookmarkEnd w:id="91"/>
     <w:p>
       <w:pPr>
         <w:spacing w:line="240" w:lineRule="auto"/>
@@ -29010,7 +28934,7 @@
         </w:rPr>
       </w:pPr>
     </w:p>
-    <w:bookmarkEnd w:id="90"/>
+    <w:bookmarkEnd w:id="92"/>
     <w:p>
       <w:pPr>
         <w:spacing w:after="0" w:line="360" w:lineRule="auto"/>
@@ -29056,8 +28980,8 @@
         </w:rPr>
         <w:t xml:space="preserve"> the evaluator profiles. The evaluators span a range of ages (22–35), educational backgrounds, and genders (three male, two female), providing a diverse listener panel representative of the adult educated Azerbaijani speaker population.</w:t>
       </w:r>
-      <w:bookmarkStart w:id="91" w:name="OLE_LINK248"/>
-      <w:bookmarkStart w:id="92" w:name="OLE_LINK249"/>
+      <w:bookmarkStart w:id="93" w:name="OLE_LINK248"/>
+      <w:bookmarkStart w:id="94" w:name="OLE_LINK249"/>
     </w:p>
     <w:p>
       <w:pPr>
@@ -29115,7 +29039,7 @@
             <w:tcW w:w="1129" w:type="dxa"/>
             <w:shd w:val="clear" w:color="auto" w:fill="BFBFBF" w:themeFill="background1" w:themeFillShade="BF"/>
           </w:tcPr>
-          <w:bookmarkEnd w:id="91"/>
+          <w:bookmarkEnd w:id="93"/>
           <w:p>
             <w:pPr>
               <w:jc w:val="center"/>
@@ -29235,7 +29159,7 @@
                 <w:szCs w:val="24"/>
               </w:rPr>
             </w:pPr>
-            <w:bookmarkStart w:id="93" w:name="OLE_LINK26"/>
+            <w:bookmarkStart w:id="95" w:name="OLE_LINK26"/>
             <w:r>
               <w:rPr>
                 <w:rFonts w:ascii="Times New Roman" w:hAnsi="Times New Roman" w:cs="Times New Roman"/>
@@ -29246,7 +29170,7 @@
               </w:rPr>
               <w:t>E1</w:t>
             </w:r>
-            <w:bookmarkEnd w:id="93"/>
+            <w:bookmarkEnd w:id="95"/>
           </w:p>
         </w:tc>
         <w:tc>
@@ -29772,7 +29696,7 @@
         <w:t>Author's own elaboration</w:t>
       </w:r>
     </w:p>
-    <w:bookmarkEnd w:id="92"/>
+    <w:bookmarkEnd w:id="94"/>
     <w:p>
       <w:pPr>
         <w:spacing w:after="0" w:line="360" w:lineRule="auto"/>
@@ -29903,8 +29827,8 @@
         </w:rPr>
         <w:t>The 0.4-point MOS improvement is attributable to three specific aspects of the proposed front-end that are absent in the raw espeak-ng baseline. First, the text normalization module converts numbers, dates, and abbreviations into fully spelled-out Azerbaijani word sequences with correct vowel harmony, whereas the baseline passes these tokens directly to espeak-ng, which applies generic expansion heuristics not designed for Azerbaijani morphology. Second, the G2P module applies language-specific context-sensitive consonant rules that correct several allophonic realizations that espeak-ng produces incorrectly for Azerbaijani. Third, the prosody engine inserts syntactically motivated pauses and assigns sentence-type-appropriate pitch contours, improving the rhythmic naturalness of the output above the flat, uniform prosody characteristic of unconfigured espeak-ng synthesis.</w:t>
       </w:r>
-      <w:bookmarkStart w:id="94" w:name="OLE_LINK252"/>
-      <w:bookmarkStart w:id="95" w:name="OLE_LINK255"/>
+      <w:bookmarkStart w:id="96" w:name="OLE_LINK252"/>
+      <w:bookmarkStart w:id="97" w:name="OLE_LINK255"/>
     </w:p>
     <w:p>
       <w:pPr>
@@ -30000,7 +29924,7 @@
             <w:tcW w:w="2972" w:type="dxa"/>
             <w:shd w:val="clear" w:color="auto" w:fill="BFBFBF" w:themeFill="background1" w:themeFillShade="BF"/>
           </w:tcPr>
-          <w:bookmarkEnd w:id="94"/>
+          <w:bookmarkEnd w:id="96"/>
           <w:p>
             <w:pPr>
               <w:jc w:val="center"/>
@@ -30437,7 +30361,7 @@
         <w:t>Author's own elaboration</w:t>
       </w:r>
     </w:p>
-    <w:bookmarkEnd w:id="95"/>
+    <w:bookmarkEnd w:id="97"/>
     <w:p>
       <w:pPr>
         <w:spacing w:after="0" w:line="360" w:lineRule="auto"/>
@@ -30584,8 +30508,8 @@
           <w14:ligatures w14:val="none"/>
         </w:rPr>
       </w:pPr>
-      <w:bookmarkStart w:id="96" w:name="OLE_LINK283"/>
-      <w:bookmarkStart w:id="97" w:name="OLE_LINK282"/>
+      <w:bookmarkStart w:id="98" w:name="OLE_LINK283"/>
+      <w:bookmarkStart w:id="99" w:name="OLE_LINK282"/>
       <w:r>
         <w:rPr>
           <w:rFonts w:ascii="Times New Roman" w:eastAsia="MS Mincho" w:hAnsi="Times New Roman" w:cs="Times New Roman"/>
@@ -30642,7 +30566,7 @@
         </w:rPr>
       </w:pPr>
     </w:p>
-    <w:bookmarkEnd w:id="96"/>
+    <w:bookmarkEnd w:id="98"/>
     <w:p>
       <w:pPr>
         <w:spacing w:line="240" w:lineRule="auto"/>
@@ -30722,7 +30646,7 @@
         <w:t xml:space="preserve"> Author's own elaboration</w:t>
       </w:r>
     </w:p>
-    <w:bookmarkEnd w:id="97"/>
+    <w:bookmarkEnd w:id="99"/>
     <w:p>
       <w:pPr>
         <w:spacing w:after="0" w:line="360" w:lineRule="auto"/>
@@ -30820,7 +30744,7 @@
         <w:lastRenderedPageBreak/>
         <w:t xml:space="preserve">Table 13: </w:t>
       </w:r>
-      <w:bookmarkStart w:id="98" w:name="OLE_LINK303"/>
+      <w:bookmarkStart w:id="100" w:name="OLE_LINK303"/>
       <w:r>
         <w:rPr>
           <w:rFonts w:ascii="Times New Roman" w:eastAsia="MS Mincho" w:hAnsi="Times New Roman" w:cs="Times New Roman"/>
@@ -30831,7 +30755,7 @@
         </w:rPr>
         <w:t>Comparative performance of Azerbaijani TTS systems</w:t>
       </w:r>
-      <w:bookmarkEnd w:id="98"/>
+      <w:bookmarkEnd w:id="100"/>
     </w:p>
     <w:p>
       <w:pPr>
@@ -31660,7 +31584,7 @@
         </w:rPr>
         <w:t xml:space="preserve">Source: </w:t>
       </w:r>
-      <w:bookmarkStart w:id="99" w:name="OLE_LINK301"/>
+      <w:bookmarkStart w:id="101" w:name="OLE_LINK301"/>
       <w:r>
         <w:rPr>
           <w:rFonts w:ascii="Times New Roman" w:eastAsia="MS Mincho" w:hAnsi="Times New Roman" w:cs="Times New Roman"/>
@@ -31723,7 +31647,7 @@
         </w:rPr>
         <w:t xml:space="preserve"> (2010)</w:t>
       </w:r>
-      <w:bookmarkEnd w:id="99"/>
+      <w:bookmarkEnd w:id="101"/>
     </w:p>
     <w:p>
       <w:pPr>
@@ -31749,318 +31673,7 @@
     <w:p>
       <w:pPr>
         <w:spacing w:after="0" w:line="360" w:lineRule="auto"/>
-        <w:rPr>
-          <w:rFonts w:ascii="Times New Roman" w:eastAsia="MS Mincho" w:hAnsi="Times New Roman" w:cs="Times New Roman"/>
-          <w:kern w:val="0"/>
-          <w:sz w:val="28"/>
-          <w:szCs w:val="28"/>
-          <w14:ligatures w14:val="none"/>
-        </w:rPr>
-      </w:pPr>
-    </w:p>
-    <w:p>
-      <w:pPr>
-        <w:spacing w:after="0" w:line="360" w:lineRule="auto"/>
-        <w:ind w:firstLine="720"/>
-        <w:rPr>
-          <w:rFonts w:ascii="Times New Roman" w:eastAsia="MS Mincho" w:hAnsi="Times New Roman" w:cs="Times New Roman"/>
-          <w:kern w:val="0"/>
-          <w:sz w:val="28"/>
-          <w:szCs w:val="28"/>
-          <w14:ligatures w14:val="none"/>
-        </w:rPr>
-      </w:pPr>
-      <w:r>
-        <w:rPr>
-          <w:rFonts w:ascii="Times New Roman" w:eastAsia="MS Mincho" w:hAnsi="Times New Roman" w:cs="Times New Roman"/>
-          <w:kern w:val="0"/>
-          <w:sz w:val="28"/>
-          <w:szCs w:val="28"/>
-          <w14:ligatures w14:val="none"/>
-        </w:rPr>
-        <w:t>The commercial system by Rustamov represents the highest known performance level for dedicated Azerbaijani TTS, achieving MOS scores approximately in the range of 3.7–3.9 according to conference reports (</w:t>
-      </w:r>
-      <w:proofErr w:type="spellStart"/>
-      <w:r>
-        <w:rPr>
-          <w:rFonts w:ascii="Times New Roman" w:eastAsia="MS Mincho" w:hAnsi="Times New Roman" w:cs="Times New Roman"/>
-          <w:kern w:val="0"/>
-          <w:sz w:val="28"/>
-          <w:szCs w:val="28"/>
-          <w14:ligatures w14:val="none"/>
-        </w:rPr>
-        <w:t>Aghalari</w:t>
-      </w:r>
-      <w:proofErr w:type="spellEnd"/>
-      <w:r>
-        <w:rPr>
-          <w:rFonts w:ascii="Times New Roman" w:eastAsia="MS Mincho" w:hAnsi="Times New Roman" w:cs="Times New Roman"/>
-          <w:kern w:val="0"/>
-          <w:sz w:val="28"/>
-          <w:szCs w:val="28"/>
-          <w14:ligatures w14:val="none"/>
-        </w:rPr>
-        <w:t>, 2023). However, the system is not publicly accessible, its evaluation corpus and listener panel differ from those used in this study, and the evaluation protocol is not independently verifiable. Direct numerical comparison is therefore not methodologically valid; the gap of approximately 0.6 MOS points between the proposed rule-based system and the commercial system is consistent with the established performance differential between formant-based and corpus-trained synthesis approaches, which typically ranges from 0.5 to 1.0 MOS points in low-resource language evaluation studies. The commercial system's higher MOS is attributable to the use of a recorded speech corpus and a data-driven acoustic model, advantages that are unavailable to any system developed without access to a large-scale Azerbaijani speech database.</w:t>
-      </w:r>
-    </w:p>
-    <w:p>
-      <w:pPr>
-        <w:spacing w:after="0" w:line="360" w:lineRule="auto"/>
-        <w:ind w:firstLine="720"/>
-        <w:rPr>
-          <w:rFonts w:ascii="Times New Roman" w:eastAsia="MS Mincho" w:hAnsi="Times New Roman" w:cs="Times New Roman"/>
-          <w:kern w:val="0"/>
-          <w:sz w:val="28"/>
-          <w:szCs w:val="28"/>
-          <w14:ligatures w14:val="none"/>
-        </w:rPr>
-      </w:pPr>
-      <w:r>
-        <w:rPr>
-          <w:rFonts w:ascii="Times New Roman" w:eastAsia="MS Mincho" w:hAnsi="Times New Roman" w:cs="Times New Roman"/>
-          <w:kern w:val="0"/>
-          <w:sz w:val="28"/>
-          <w:szCs w:val="28"/>
-          <w14:ligatures w14:val="none"/>
-        </w:rPr>
-        <w:t>The IS2AI multilingual Turkic TTS system (</w:t>
-      </w:r>
-      <w:proofErr w:type="spellStart"/>
-      <w:r>
-        <w:rPr>
-          <w:rFonts w:ascii="Times New Roman" w:eastAsia="MS Mincho" w:hAnsi="Times New Roman" w:cs="Times New Roman"/>
-          <w:kern w:val="0"/>
-          <w:sz w:val="28"/>
-          <w:szCs w:val="28"/>
-          <w14:ligatures w14:val="none"/>
-        </w:rPr>
-        <w:t>Yeshpanov</w:t>
-      </w:r>
-      <w:proofErr w:type="spellEnd"/>
-      <w:r>
-        <w:rPr>
-          <w:rFonts w:ascii="Times New Roman" w:eastAsia="MS Mincho" w:hAnsi="Times New Roman" w:cs="Times New Roman"/>
-          <w:kern w:val="0"/>
-          <w:sz w:val="28"/>
-          <w:szCs w:val="28"/>
-          <w14:ligatures w14:val="none"/>
-        </w:rPr>
-        <w:t xml:space="preserve"> et al., 2023) supports Azerbaijani as one of several Turkic target languages in a shared neural model, with a reported MOS for Azerbaijani falling approximately in the 3.3–3.6 range depending on sentence type. The proposed rule-based system achieves a comparable MOS to the lower end of this range while operating without any speech training data — the IS2AI system required a curated multilingual speech corpus and significant GPU training infrastructure, whereas the proposed system requires only Python 3 and the </w:t>
-      </w:r>
-      <w:proofErr w:type="spellStart"/>
-      <w:r>
-        <w:rPr>
-          <w:rFonts w:ascii="Times New Roman" w:eastAsia="MS Mincho" w:hAnsi="Times New Roman" w:cs="Times New Roman"/>
-          <w:kern w:val="0"/>
-          <w:sz w:val="28"/>
-          <w:szCs w:val="28"/>
-          <w14:ligatures w14:val="none"/>
-        </w:rPr>
-        <w:t>espeak</w:t>
-      </w:r>
-      <w:proofErr w:type="spellEnd"/>
-      <w:r>
-        <w:rPr>
-          <w:rFonts w:ascii="Times New Roman" w:eastAsia="MS Mincho" w:hAnsi="Times New Roman" w:cs="Times New Roman"/>
-          <w:kern w:val="0"/>
-          <w:sz w:val="28"/>
-          <w:szCs w:val="28"/>
-          <w14:ligatures w14:val="none"/>
-        </w:rPr>
-        <w:t xml:space="preserve">-ng binary. This difference in resource </w:t>
-      </w:r>
-      <w:r>
-        <w:rPr>
-          <w:rFonts w:ascii="Times New Roman" w:eastAsia="MS Mincho" w:hAnsi="Times New Roman" w:cs="Times New Roman"/>
-          <w:kern w:val="0"/>
-          <w:sz w:val="28"/>
-          <w:szCs w:val="28"/>
-          <w14:ligatures w14:val="none"/>
-        </w:rPr>
-        <w:lastRenderedPageBreak/>
-        <w:t>requirements has practical significance for language communities without access to large computational budgets: the proposed system can be deployed on any personal computer or low-cost server, making it suitable for integration into accessibility software for Azerbaijani-speaking users in contexts where cloud-based neural synthesis is unavailable or unaffordable. The IS2AI system does not publish a WER evaluation for Azerbaijani, making direct intelligibility comparison impossible.</w:t>
-      </w:r>
-    </w:p>
-    <w:p>
-      <w:pPr>
-        <w:spacing w:after="0" w:line="360" w:lineRule="auto"/>
-        <w:ind w:firstLine="720"/>
-        <w:rPr>
-          <w:rFonts w:ascii="Times New Roman" w:eastAsia="MS Mincho" w:hAnsi="Times New Roman" w:cs="Times New Roman"/>
-          <w:kern w:val="0"/>
-          <w:sz w:val="28"/>
-          <w:szCs w:val="28"/>
-          <w14:ligatures w14:val="none"/>
-        </w:rPr>
-      </w:pPr>
-      <w:r>
-        <w:rPr>
-          <w:rFonts w:ascii="Times New Roman" w:eastAsia="MS Mincho" w:hAnsi="Times New Roman" w:cs="Times New Roman"/>
-          <w:kern w:val="0"/>
-          <w:sz w:val="28"/>
-          <w:szCs w:val="28"/>
-          <w14:ligatures w14:val="none"/>
-        </w:rPr>
-        <w:t xml:space="preserve">The formant synthesis system of Aida-Zade &amp; </w:t>
-      </w:r>
-      <w:proofErr w:type="spellStart"/>
-      <w:r>
-        <w:rPr>
-          <w:rFonts w:ascii="Times New Roman" w:eastAsia="MS Mincho" w:hAnsi="Times New Roman" w:cs="Times New Roman"/>
-          <w:kern w:val="0"/>
-          <w:sz w:val="28"/>
-          <w:szCs w:val="28"/>
-          <w14:ligatures w14:val="none"/>
-        </w:rPr>
-        <w:t>Sharifova</w:t>
-      </w:r>
-      <w:proofErr w:type="spellEnd"/>
-      <w:r>
-        <w:rPr>
-          <w:rFonts w:ascii="Times New Roman" w:eastAsia="MS Mincho" w:hAnsi="Times New Roman" w:cs="Times New Roman"/>
-          <w:kern w:val="0"/>
-          <w:sz w:val="28"/>
-          <w:szCs w:val="28"/>
-          <w14:ligatures w14:val="none"/>
-        </w:rPr>
-        <w:t xml:space="preserve"> (2010) is the earliest documented Azerbaijani TTS system in the scholarly literature and established the phoneme inventory and basic </w:t>
-      </w:r>
-      <w:proofErr w:type="spellStart"/>
-      <w:r>
-        <w:rPr>
-          <w:rFonts w:ascii="Times New Roman" w:eastAsia="MS Mincho" w:hAnsi="Times New Roman" w:cs="Times New Roman"/>
-          <w:kern w:val="0"/>
-          <w:sz w:val="28"/>
-          <w:szCs w:val="28"/>
-          <w14:ligatures w14:val="none"/>
-        </w:rPr>
-        <w:t>allophony</w:t>
-      </w:r>
-      <w:proofErr w:type="spellEnd"/>
-      <w:r>
-        <w:rPr>
-          <w:rFonts w:ascii="Times New Roman" w:eastAsia="MS Mincho" w:hAnsi="Times New Roman" w:cs="Times New Roman"/>
-          <w:kern w:val="0"/>
-          <w:sz w:val="28"/>
-          <w:szCs w:val="28"/>
-          <w14:ligatures w14:val="none"/>
-        </w:rPr>
-        <w:t xml:space="preserve"> rules that informed subsequent </w:t>
-      </w:r>
-      <w:proofErr w:type="gramStart"/>
-      <w:r>
-        <w:rPr>
-          <w:rFonts w:ascii="Times New Roman" w:eastAsia="MS Mincho" w:hAnsi="Times New Roman" w:cs="Times New Roman"/>
-          <w:kern w:val="0"/>
-          <w:sz w:val="28"/>
-          <w:szCs w:val="28"/>
-          <w14:ligatures w14:val="none"/>
-        </w:rPr>
-        <w:t>development, but</w:t>
-      </w:r>
-      <w:proofErr w:type="gramEnd"/>
-      <w:r>
-        <w:rPr>
-          <w:rFonts w:ascii="Times New Roman" w:eastAsia="MS Mincho" w:hAnsi="Times New Roman" w:cs="Times New Roman"/>
-          <w:kern w:val="0"/>
-          <w:sz w:val="28"/>
-          <w:szCs w:val="28"/>
-          <w14:ligatures w14:val="none"/>
-        </w:rPr>
-        <w:t xml:space="preserve"> did not publish MOS or WER results under a standardized evaluation protocol. The proposed system extends this foundation by implementing a complete priority-ordered stress assignment model, a </w:t>
-      </w:r>
-      <w:proofErr w:type="spellStart"/>
-      <w:r>
-        <w:rPr>
-          <w:rFonts w:ascii="Times New Roman" w:eastAsia="MS Mincho" w:hAnsi="Times New Roman" w:cs="Times New Roman"/>
-          <w:kern w:val="0"/>
-          <w:sz w:val="28"/>
-          <w:szCs w:val="28"/>
-          <w14:ligatures w14:val="none"/>
-        </w:rPr>
-        <w:t>ToBI</w:t>
-      </w:r>
-      <w:proofErr w:type="spellEnd"/>
-      <w:r>
-        <w:rPr>
-          <w:rFonts w:ascii="Times New Roman" w:eastAsia="MS Mincho" w:hAnsi="Times New Roman" w:cs="Times New Roman"/>
-          <w:kern w:val="0"/>
-          <w:sz w:val="28"/>
-          <w:szCs w:val="28"/>
-          <w14:ligatures w14:val="none"/>
-        </w:rPr>
-        <w:t>-compatible five-pattern prosody engine, and an eight-rule text normalization cascade — none of which were components of the 2010 system — while retaining the same open and documentable methodology.</w:t>
-      </w:r>
-    </w:p>
-    <w:p>
-      <w:pPr>
-        <w:spacing w:after="0" w:line="360" w:lineRule="auto"/>
-        <w:ind w:firstLine="720"/>
-        <w:rPr>
-          <w:rFonts w:ascii="Times New Roman" w:eastAsia="MS Mincho" w:hAnsi="Times New Roman" w:cs="Times New Roman"/>
-          <w:kern w:val="0"/>
-          <w:sz w:val="28"/>
-          <w:szCs w:val="28"/>
-          <w14:ligatures w14:val="none"/>
-        </w:rPr>
-      </w:pPr>
-      <w:r>
-        <w:rPr>
-          <w:rFonts w:ascii="Times New Roman" w:eastAsia="MS Mincho" w:hAnsi="Times New Roman" w:cs="Times New Roman"/>
-          <w:kern w:val="0"/>
-          <w:sz w:val="28"/>
-          <w:szCs w:val="28"/>
-          <w14:ligatures w14:val="none"/>
-        </w:rPr>
-        <w:t xml:space="preserve">The MOS ceiling for </w:t>
-      </w:r>
-      <w:proofErr w:type="spellStart"/>
-      <w:r>
-        <w:rPr>
-          <w:rFonts w:ascii="Times New Roman" w:eastAsia="MS Mincho" w:hAnsi="Times New Roman" w:cs="Times New Roman"/>
-          <w:kern w:val="0"/>
-          <w:sz w:val="28"/>
-          <w:szCs w:val="28"/>
-          <w14:ligatures w14:val="none"/>
-        </w:rPr>
-        <w:t>espeak</w:t>
-      </w:r>
-      <w:proofErr w:type="spellEnd"/>
-      <w:r>
-        <w:rPr>
-          <w:rFonts w:ascii="Times New Roman" w:eastAsia="MS Mincho" w:hAnsi="Times New Roman" w:cs="Times New Roman"/>
-          <w:kern w:val="0"/>
-          <w:sz w:val="28"/>
-          <w:szCs w:val="28"/>
-          <w14:ligatures w14:val="none"/>
-        </w:rPr>
-        <w:t>-ng-based systems is approximately 3.5–3.7 for well-formed linguistic input, meaning that further improvements to the rule-based front-end alone cannot push MOS substantially above the current 3.2 value. The perceived unnaturalness originates primarily in the acoustic synthesis stage rather than the linguistic analysis stage. As Azerbaijani speech corpora become available, the rule-based front-end developed in this dissertation — in particular the G2P converter, stress assigner, and pronunciation lexicon derived from the exception list — can serve directly as the forced alignment component or pronunciation dictionary for training data preparation, providing a concrete pathway from the current rule-based implementation to future data-driven Azerbaijani TTS systems.</w:t>
-      </w:r>
-    </w:p>
-    <w:p>
-      <w:pPr>
-        <w:rPr>
-          <w:rFonts w:ascii="Times New Roman" w:eastAsia="MS Mincho" w:hAnsi="Times New Roman" w:cs="Times New Roman"/>
-          <w:kern w:val="0"/>
-          <w:sz w:val="28"/>
-          <w:szCs w:val="28"/>
-          <w14:ligatures w14:val="none"/>
-        </w:rPr>
-      </w:pPr>
-    </w:p>
-    <w:p>
-      <w:pPr>
-        <w:rPr>
-          <w:rFonts w:ascii="Times New Roman" w:eastAsia="MS Mincho" w:hAnsi="Times New Roman" w:cs="Times New Roman"/>
-          <w:kern w:val="0"/>
-          <w:sz w:val="28"/>
-          <w:szCs w:val="28"/>
-          <w14:ligatures w14:val="none"/>
-        </w:rPr>
-      </w:pPr>
-    </w:p>
-    <w:p>
-      <w:pPr>
+        <w:jc w:val="both"/>
         <w:rPr>
           <w:rFonts w:ascii="Times New Roman" w:eastAsia="MS Mincho" w:hAnsi="Times New Roman" w:cs="Times New Roman"/>
           <w:kern w:val="0"/>
@@ -32083,40 +31696,15 @@
           <w14:ligatures w14:val="none"/>
         </w:rPr>
       </w:pPr>
-      <w:bookmarkStart w:id="100" w:name="OLE_LINK3"/>
-      <w:r>
-        <w:rPr>
-          <w:rFonts w:ascii="Times New Roman" w:eastAsia="MS Mincho" w:hAnsi="Times New Roman" w:cs="Times New Roman"/>
-          <w:b/>
-          <w:bCs/>
-          <w:kern w:val="0"/>
-          <w:sz w:val="28"/>
-          <w:szCs w:val="28"/>
-          <w14:ligatures w14:val="none"/>
-        </w:rPr>
-        <w:lastRenderedPageBreak/>
-        <w:t>Demo 1</w:t>
-      </w:r>
-      <w:bookmarkEnd w:id="100"/>
-      <w:r>
-        <w:rPr>
-          <w:rFonts w:ascii="Times New Roman" w:eastAsia="MS Mincho" w:hAnsi="Times New Roman" w:cs="Times New Roman"/>
-          <w:kern w:val="0"/>
-          <w:sz w:val="28"/>
-          <w:szCs w:val="28"/>
-          <w14:ligatures w14:val="none"/>
-        </w:rPr>
-        <w:t xml:space="preserve">. </w:t>
-      </w:r>
-      <w:r>
-        <w:rPr>
-          <w:rFonts w:ascii="Times New Roman" w:eastAsia="MS Mincho" w:hAnsi="Times New Roman" w:cs="Times New Roman"/>
-          <w:kern w:val="0"/>
-          <w:sz w:val="28"/>
-          <w:szCs w:val="28"/>
-          <w14:ligatures w14:val="none"/>
-        </w:rPr>
-        <w:t xml:space="preserve">The first web application demonstrates the rule-based TTS pipeline developed in this dissertation. The system accepts Azerbaijani text input and passes it through the complete five-module processing chain, text normalization, G2P conversion, stress assignment, prosody generation, and </w:t>
+      <w:r>
+        <w:rPr>
+          <w:rFonts w:ascii="Times New Roman" w:eastAsia="MS Mincho" w:hAnsi="Times New Roman" w:cs="Times New Roman"/>
+          <w:kern w:val="0"/>
+          <w:sz w:val="28"/>
+          <w:szCs w:val="28"/>
+          <w14:ligatures w14:val="none"/>
+        </w:rPr>
+        <w:t>The commercial system by Rustamov represents the highest known performance level for dedicated Azerbaijani TTS, achieving MOS scores approximately in the range of 3.7–3.9 according to conference reports (</w:t>
       </w:r>
       <w:proofErr w:type="spellStart"/>
       <w:r>
@@ -32127,7 +31715,7 @@
           <w:szCs w:val="28"/>
           <w14:ligatures w14:val="none"/>
         </w:rPr>
-        <w:t>espeak</w:t>
+        <w:t>Aghalari</w:t>
       </w:r>
       <w:proofErr w:type="spellEnd"/>
       <w:r>
@@ -32138,95 +31726,7 @@
           <w:szCs w:val="28"/>
           <w14:ligatures w14:val="none"/>
         </w:rPr>
-        <w:t>-ng acoustic synthesis, entirely on the server side. Three speaking styles are available (</w:t>
-      </w:r>
-      <w:proofErr w:type="spellStart"/>
-      <w:r>
-        <w:rPr>
-          <w:rFonts w:ascii="Times New Roman" w:eastAsia="MS Mincho" w:hAnsi="Times New Roman" w:cs="Times New Roman"/>
-          <w:kern w:val="0"/>
-          <w:sz w:val="28"/>
-          <w:szCs w:val="28"/>
-          <w14:ligatures w14:val="none"/>
-        </w:rPr>
-        <w:t>Neytral</w:t>
-      </w:r>
-      <w:proofErr w:type="spellEnd"/>
-      <w:r>
-        <w:rPr>
-          <w:rFonts w:ascii="Times New Roman" w:eastAsia="MS Mincho" w:hAnsi="Times New Roman" w:cs="Times New Roman"/>
-          <w:kern w:val="0"/>
-          <w:sz w:val="28"/>
-          <w:szCs w:val="28"/>
-          <w14:ligatures w14:val="none"/>
-        </w:rPr>
-        <w:t xml:space="preserve">, </w:t>
-      </w:r>
-      <w:proofErr w:type="spellStart"/>
-      <w:r>
-        <w:rPr>
-          <w:rFonts w:ascii="Times New Roman" w:eastAsia="MS Mincho" w:hAnsi="Times New Roman" w:cs="Times New Roman"/>
-          <w:kern w:val="0"/>
-          <w:sz w:val="28"/>
-          <w:szCs w:val="28"/>
-          <w14:ligatures w14:val="none"/>
-        </w:rPr>
-        <w:t>Rəsmi</w:t>
-      </w:r>
-      <w:proofErr w:type="spellEnd"/>
-      <w:r>
-        <w:rPr>
-          <w:rFonts w:ascii="Times New Roman" w:eastAsia="MS Mincho" w:hAnsi="Times New Roman" w:cs="Times New Roman"/>
-          <w:kern w:val="0"/>
-          <w:sz w:val="28"/>
-          <w:szCs w:val="28"/>
-          <w14:ligatures w14:val="none"/>
-        </w:rPr>
-        <w:t xml:space="preserve">, </w:t>
-      </w:r>
-      <w:proofErr w:type="spellStart"/>
-      <w:r>
-        <w:rPr>
-          <w:rFonts w:ascii="Times New Roman" w:eastAsia="MS Mincho" w:hAnsi="Times New Roman" w:cs="Times New Roman"/>
-          <w:kern w:val="0"/>
-          <w:sz w:val="28"/>
-          <w:szCs w:val="28"/>
-          <w14:ligatures w14:val="none"/>
-        </w:rPr>
-        <w:t>Danışıq</w:t>
-      </w:r>
-      <w:proofErr w:type="spellEnd"/>
-      <w:r>
-        <w:rPr>
-          <w:rFonts w:ascii="Times New Roman" w:eastAsia="MS Mincho" w:hAnsi="Times New Roman" w:cs="Times New Roman"/>
-          <w:kern w:val="0"/>
-          <w:sz w:val="28"/>
-          <w:szCs w:val="28"/>
-          <w14:ligatures w14:val="none"/>
-        </w:rPr>
-        <w:t xml:space="preserve">), corresponding to the </w:t>
-      </w:r>
-      <w:proofErr w:type="spellStart"/>
-      <w:r>
-        <w:rPr>
-          <w:rFonts w:ascii="Times New Roman" w:eastAsia="MS Mincho" w:hAnsi="Times New Roman" w:cs="Times New Roman"/>
-          <w:kern w:val="0"/>
-          <w:sz w:val="28"/>
-          <w:szCs w:val="28"/>
-          <w14:ligatures w14:val="none"/>
-        </w:rPr>
-        <w:t>PipelineConfig</w:t>
-      </w:r>
-      <w:proofErr w:type="spellEnd"/>
-      <w:r>
-        <w:rPr>
-          <w:rFonts w:ascii="Times New Roman" w:eastAsia="MS Mincho" w:hAnsi="Times New Roman" w:cs="Times New Roman"/>
-          <w:kern w:val="0"/>
-          <w:sz w:val="28"/>
-          <w:szCs w:val="28"/>
-          <w14:ligatures w14:val="none"/>
-        </w:rPr>
-        <w:t xml:space="preserve"> speaking style parameter, each producing different speech rate and pitch baseline values. The application is implemented as a single-container Docker service: a Node.js build stage compiles the Next.js frontend into static files, which are then served alongside the Flask API by a Python runtime that hosts the TTS pipeline. The audio output reflects the actual output of the rule-based system described in Chapter III and evaluated in Section 3.3.</w:t>
+        <w:t>, 2023). However, the system is not publicly accessible, its evaluation corpus and listener panel differ from those used in this study, and the evaluation protocol is not independently verifiable. Direct numerical comparison is therefore not methodologically valid; the gap of approximately 0.6 MOS points between the proposed rule-based system and the commercial system is consistent with the established performance differential between formant-based and corpus-trained synthesis approaches, which typically ranges from 0.5 to 1.0 MOS points in low-resource language evaluation studies. The commercial system's higher MOS is attributable to the use of a recorded speech corpus and a data-driven acoustic model, advantages that are unavailable to any system developed without access to a large-scale Azerbaijani speech database.</w:t>
       </w:r>
     </w:p>
     <w:p>
@@ -32242,6 +31742,435 @@
           <w14:ligatures w14:val="none"/>
         </w:rPr>
       </w:pPr>
+      <w:r>
+        <w:rPr>
+          <w:rFonts w:ascii="Times New Roman" w:eastAsia="MS Mincho" w:hAnsi="Times New Roman" w:cs="Times New Roman"/>
+          <w:kern w:val="0"/>
+          <w:sz w:val="28"/>
+          <w:szCs w:val="28"/>
+          <w14:ligatures w14:val="none"/>
+        </w:rPr>
+        <w:t>The IS2AI multilingual Turkic TTS system (</w:t>
+      </w:r>
+      <w:proofErr w:type="spellStart"/>
+      <w:r>
+        <w:rPr>
+          <w:rFonts w:ascii="Times New Roman" w:eastAsia="MS Mincho" w:hAnsi="Times New Roman" w:cs="Times New Roman"/>
+          <w:kern w:val="0"/>
+          <w:sz w:val="28"/>
+          <w:szCs w:val="28"/>
+          <w14:ligatures w14:val="none"/>
+        </w:rPr>
+        <w:t>Yeshpanov</w:t>
+      </w:r>
+      <w:proofErr w:type="spellEnd"/>
+      <w:r>
+        <w:rPr>
+          <w:rFonts w:ascii="Times New Roman" w:eastAsia="MS Mincho" w:hAnsi="Times New Roman" w:cs="Times New Roman"/>
+          <w:kern w:val="0"/>
+          <w:sz w:val="28"/>
+          <w:szCs w:val="28"/>
+          <w14:ligatures w14:val="none"/>
+        </w:rPr>
+        <w:t xml:space="preserve"> et al., 2023) supports Azerbaijani as one of several Turkic target languages in a shared neural model, with a reported MOS for Azerbaijani falling approximately in the 3.3–3.6 range depending on sentence type. The proposed rule-based system achieves a comparable MOS to the lower end of this range while operating without any speech training data — the IS2AI system required a curated multilingual speech corpus and significant GPU training infrastructure, whereas the proposed system requires only Python 3 and the </w:t>
+      </w:r>
+      <w:proofErr w:type="spellStart"/>
+      <w:r>
+        <w:rPr>
+          <w:rFonts w:ascii="Times New Roman" w:eastAsia="MS Mincho" w:hAnsi="Times New Roman" w:cs="Times New Roman"/>
+          <w:kern w:val="0"/>
+          <w:sz w:val="28"/>
+          <w:szCs w:val="28"/>
+          <w14:ligatures w14:val="none"/>
+        </w:rPr>
+        <w:t>espeak</w:t>
+      </w:r>
+      <w:proofErr w:type="spellEnd"/>
+      <w:r>
+        <w:rPr>
+          <w:rFonts w:ascii="Times New Roman" w:eastAsia="MS Mincho" w:hAnsi="Times New Roman" w:cs="Times New Roman"/>
+          <w:kern w:val="0"/>
+          <w:sz w:val="28"/>
+          <w:szCs w:val="28"/>
+          <w14:ligatures w14:val="none"/>
+        </w:rPr>
+        <w:t xml:space="preserve">-ng binary. This difference in resource requirements has practical </w:t>
+      </w:r>
+      <w:r>
+        <w:rPr>
+          <w:rFonts w:ascii="Times New Roman" w:eastAsia="MS Mincho" w:hAnsi="Times New Roman" w:cs="Times New Roman"/>
+          <w:kern w:val="0"/>
+          <w:sz w:val="28"/>
+          <w:szCs w:val="28"/>
+          <w14:ligatures w14:val="none"/>
+        </w:rPr>
+        <w:lastRenderedPageBreak/>
+        <w:t>significance for language communities without access to large computational budgets: the proposed system can be deployed on any personal computer or low-cost server, making it suitable for integration into accessibility software for Azerbaijani-speaking users in contexts where cloud-based neural synthesis is unavailable or unaffordable. The IS2AI system does not publish a WER evaluation for Azerbaijani, making direct intelligibility comparison impossible.</w:t>
+      </w:r>
+    </w:p>
+    <w:p>
+      <w:pPr>
+        <w:spacing w:after="0" w:line="360" w:lineRule="auto"/>
+        <w:ind w:firstLine="720"/>
+        <w:jc w:val="both"/>
+        <w:rPr>
+          <w:rFonts w:ascii="Times New Roman" w:eastAsia="MS Mincho" w:hAnsi="Times New Roman" w:cs="Times New Roman"/>
+          <w:kern w:val="0"/>
+          <w:sz w:val="28"/>
+          <w:szCs w:val="28"/>
+          <w14:ligatures w14:val="none"/>
+        </w:rPr>
+      </w:pPr>
+      <w:r>
+        <w:rPr>
+          <w:rFonts w:ascii="Times New Roman" w:eastAsia="MS Mincho" w:hAnsi="Times New Roman" w:cs="Times New Roman"/>
+          <w:kern w:val="0"/>
+          <w:sz w:val="28"/>
+          <w:szCs w:val="28"/>
+          <w14:ligatures w14:val="none"/>
+        </w:rPr>
+        <w:t xml:space="preserve">The formant synthesis system of Aida-Zade &amp; </w:t>
+      </w:r>
+      <w:proofErr w:type="spellStart"/>
+      <w:r>
+        <w:rPr>
+          <w:rFonts w:ascii="Times New Roman" w:eastAsia="MS Mincho" w:hAnsi="Times New Roman" w:cs="Times New Roman"/>
+          <w:kern w:val="0"/>
+          <w:sz w:val="28"/>
+          <w:szCs w:val="28"/>
+          <w14:ligatures w14:val="none"/>
+        </w:rPr>
+        <w:t>Sharifova</w:t>
+      </w:r>
+      <w:proofErr w:type="spellEnd"/>
+      <w:r>
+        <w:rPr>
+          <w:rFonts w:ascii="Times New Roman" w:eastAsia="MS Mincho" w:hAnsi="Times New Roman" w:cs="Times New Roman"/>
+          <w:kern w:val="0"/>
+          <w:sz w:val="28"/>
+          <w:szCs w:val="28"/>
+          <w14:ligatures w14:val="none"/>
+        </w:rPr>
+        <w:t xml:space="preserve"> (2010) is the earliest documented Azerbaijani TTS system in the scholarly literature and established the phoneme inventory and basic </w:t>
+      </w:r>
+      <w:proofErr w:type="spellStart"/>
+      <w:r>
+        <w:rPr>
+          <w:rFonts w:ascii="Times New Roman" w:eastAsia="MS Mincho" w:hAnsi="Times New Roman" w:cs="Times New Roman"/>
+          <w:kern w:val="0"/>
+          <w:sz w:val="28"/>
+          <w:szCs w:val="28"/>
+          <w14:ligatures w14:val="none"/>
+        </w:rPr>
+        <w:t>allophony</w:t>
+      </w:r>
+      <w:proofErr w:type="spellEnd"/>
+      <w:r>
+        <w:rPr>
+          <w:rFonts w:ascii="Times New Roman" w:eastAsia="MS Mincho" w:hAnsi="Times New Roman" w:cs="Times New Roman"/>
+          <w:kern w:val="0"/>
+          <w:sz w:val="28"/>
+          <w:szCs w:val="28"/>
+          <w14:ligatures w14:val="none"/>
+        </w:rPr>
+        <w:t xml:space="preserve"> rules that informed subsequent </w:t>
+      </w:r>
+      <w:proofErr w:type="gramStart"/>
+      <w:r>
+        <w:rPr>
+          <w:rFonts w:ascii="Times New Roman" w:eastAsia="MS Mincho" w:hAnsi="Times New Roman" w:cs="Times New Roman"/>
+          <w:kern w:val="0"/>
+          <w:sz w:val="28"/>
+          <w:szCs w:val="28"/>
+          <w14:ligatures w14:val="none"/>
+        </w:rPr>
+        <w:t>development, but</w:t>
+      </w:r>
+      <w:proofErr w:type="gramEnd"/>
+      <w:r>
+        <w:rPr>
+          <w:rFonts w:ascii="Times New Roman" w:eastAsia="MS Mincho" w:hAnsi="Times New Roman" w:cs="Times New Roman"/>
+          <w:kern w:val="0"/>
+          <w:sz w:val="28"/>
+          <w:szCs w:val="28"/>
+          <w14:ligatures w14:val="none"/>
+        </w:rPr>
+        <w:t xml:space="preserve"> did not publish MOS or WER results under a standardized evaluation protocol. The proposed system extends this foundation by implementing a complete priority-ordered stress assignment model, a </w:t>
+      </w:r>
+      <w:proofErr w:type="spellStart"/>
+      <w:r>
+        <w:rPr>
+          <w:rFonts w:ascii="Times New Roman" w:eastAsia="MS Mincho" w:hAnsi="Times New Roman" w:cs="Times New Roman"/>
+          <w:kern w:val="0"/>
+          <w:sz w:val="28"/>
+          <w:szCs w:val="28"/>
+          <w14:ligatures w14:val="none"/>
+        </w:rPr>
+        <w:t>ToBI</w:t>
+      </w:r>
+      <w:proofErr w:type="spellEnd"/>
+      <w:r>
+        <w:rPr>
+          <w:rFonts w:ascii="Times New Roman" w:eastAsia="MS Mincho" w:hAnsi="Times New Roman" w:cs="Times New Roman"/>
+          <w:kern w:val="0"/>
+          <w:sz w:val="28"/>
+          <w:szCs w:val="28"/>
+          <w14:ligatures w14:val="none"/>
+        </w:rPr>
+        <w:t>-compatible five-pattern prosody engine, and an eight-rule text normalization cascade — none of which were components of the 2010 system — while retaining the same open and documentable methodology.</w:t>
+      </w:r>
+    </w:p>
+    <w:p>
+      <w:pPr>
+        <w:spacing w:after="0" w:line="360" w:lineRule="auto"/>
+        <w:ind w:firstLine="720"/>
+        <w:jc w:val="both"/>
+        <w:rPr>
+          <w:rFonts w:ascii="Times New Roman" w:eastAsia="MS Mincho" w:hAnsi="Times New Roman" w:cs="Times New Roman"/>
+          <w:kern w:val="0"/>
+          <w:sz w:val="28"/>
+          <w:szCs w:val="28"/>
+          <w14:ligatures w14:val="none"/>
+        </w:rPr>
+      </w:pPr>
+      <w:r>
+        <w:rPr>
+          <w:rFonts w:ascii="Times New Roman" w:eastAsia="MS Mincho" w:hAnsi="Times New Roman" w:cs="Times New Roman"/>
+          <w:kern w:val="0"/>
+          <w:sz w:val="28"/>
+          <w:szCs w:val="28"/>
+          <w14:ligatures w14:val="none"/>
+        </w:rPr>
+        <w:t xml:space="preserve">The MOS ceiling for </w:t>
+      </w:r>
+      <w:proofErr w:type="spellStart"/>
+      <w:r>
+        <w:rPr>
+          <w:rFonts w:ascii="Times New Roman" w:eastAsia="MS Mincho" w:hAnsi="Times New Roman" w:cs="Times New Roman"/>
+          <w:kern w:val="0"/>
+          <w:sz w:val="28"/>
+          <w:szCs w:val="28"/>
+          <w14:ligatures w14:val="none"/>
+        </w:rPr>
+        <w:t>espeak</w:t>
+      </w:r>
+      <w:proofErr w:type="spellEnd"/>
+      <w:r>
+        <w:rPr>
+          <w:rFonts w:ascii="Times New Roman" w:eastAsia="MS Mincho" w:hAnsi="Times New Roman" w:cs="Times New Roman"/>
+          <w:kern w:val="0"/>
+          <w:sz w:val="28"/>
+          <w:szCs w:val="28"/>
+          <w14:ligatures w14:val="none"/>
+        </w:rPr>
+        <w:t>-ng-based systems is approximately 3.5–3.7 for well-formed linguistic input, meaning that further improvements to the rule-based front-end alone cannot push MOS substantially above the current 3.2 value. The perceived unnaturalness originates primarily in the acoustic synthesis stage rather than the linguistic analysis stage. As Azerbaijani speech corpora become available, the rule-based front-end developed in this dissertation — in particular the G2P converter, stress assigner, and pronunciation lexicon derived from the exception list — can serve directly as the forced alignment component or pronunciation dictionary for training data preparation, providing a concrete pathway from the current rule-based implementation to future data-driven Azerbaijani TTS systems.</w:t>
+      </w:r>
+    </w:p>
+    <w:p>
+      <w:pPr>
+        <w:rPr>
+          <w:rFonts w:ascii="Times New Roman" w:eastAsia="MS Mincho" w:hAnsi="Times New Roman" w:cs="Times New Roman"/>
+          <w:kern w:val="0"/>
+          <w:sz w:val="28"/>
+          <w:szCs w:val="28"/>
+          <w14:ligatures w14:val="none"/>
+        </w:rPr>
+      </w:pPr>
+    </w:p>
+    <w:p>
+      <w:pPr>
+        <w:rPr>
+          <w:rFonts w:ascii="Times New Roman" w:eastAsia="MS Mincho" w:hAnsi="Times New Roman" w:cs="Times New Roman"/>
+          <w:kern w:val="0"/>
+          <w:sz w:val="28"/>
+          <w:szCs w:val="28"/>
+          <w14:ligatures w14:val="none"/>
+        </w:rPr>
+      </w:pPr>
+    </w:p>
+    <w:p>
+      <w:pPr>
+        <w:rPr>
+          <w:rFonts w:ascii="Times New Roman" w:eastAsia="MS Mincho" w:hAnsi="Times New Roman" w:cs="Times New Roman"/>
+          <w:kern w:val="0"/>
+          <w:sz w:val="28"/>
+          <w:szCs w:val="28"/>
+          <w14:ligatures w14:val="none"/>
+        </w:rPr>
+      </w:pPr>
+    </w:p>
+    <w:p>
+      <w:pPr>
+        <w:spacing w:after="0" w:line="360" w:lineRule="auto"/>
+        <w:ind w:firstLine="720"/>
+        <w:jc w:val="both"/>
+        <w:rPr>
+          <w:rFonts w:ascii="Times New Roman" w:eastAsia="MS Mincho" w:hAnsi="Times New Roman" w:cs="Times New Roman"/>
+          <w:kern w:val="0"/>
+          <w:sz w:val="28"/>
+          <w:szCs w:val="28"/>
+          <w14:ligatures w14:val="none"/>
+        </w:rPr>
+      </w:pPr>
+      <w:bookmarkStart w:id="102" w:name="OLE_LINK3"/>
+      <w:r>
+        <w:rPr>
+          <w:rFonts w:ascii="Times New Roman" w:eastAsia="MS Mincho" w:hAnsi="Times New Roman" w:cs="Times New Roman"/>
+          <w:b/>
+          <w:bCs/>
+          <w:kern w:val="0"/>
+          <w:sz w:val="28"/>
+          <w:szCs w:val="28"/>
+          <w14:ligatures w14:val="none"/>
+        </w:rPr>
+        <w:lastRenderedPageBreak/>
+        <w:t>Demo 1</w:t>
+      </w:r>
+      <w:bookmarkEnd w:id="102"/>
+      <w:r>
+        <w:rPr>
+          <w:rFonts w:ascii="Times New Roman" w:eastAsia="MS Mincho" w:hAnsi="Times New Roman" w:cs="Times New Roman"/>
+          <w:kern w:val="0"/>
+          <w:sz w:val="28"/>
+          <w:szCs w:val="28"/>
+          <w14:ligatures w14:val="none"/>
+        </w:rPr>
+        <w:t xml:space="preserve">. </w:t>
+      </w:r>
+      <w:r>
+        <w:rPr>
+          <w:rFonts w:ascii="Times New Roman" w:eastAsia="MS Mincho" w:hAnsi="Times New Roman" w:cs="Times New Roman"/>
+          <w:kern w:val="0"/>
+          <w:sz w:val="28"/>
+          <w:szCs w:val="28"/>
+          <w14:ligatures w14:val="none"/>
+        </w:rPr>
+        <w:t xml:space="preserve">The first web application demonstrates the rule-based TTS pipeline developed in this dissertation. The system accepts Azerbaijani text input and passes it through the complete five-module processing chain, text normalization, G2P conversion, stress assignment, prosody generation, and </w:t>
+      </w:r>
+      <w:proofErr w:type="spellStart"/>
+      <w:r>
+        <w:rPr>
+          <w:rFonts w:ascii="Times New Roman" w:eastAsia="MS Mincho" w:hAnsi="Times New Roman" w:cs="Times New Roman"/>
+          <w:kern w:val="0"/>
+          <w:sz w:val="28"/>
+          <w:szCs w:val="28"/>
+          <w14:ligatures w14:val="none"/>
+        </w:rPr>
+        <w:t>espeak</w:t>
+      </w:r>
+      <w:proofErr w:type="spellEnd"/>
+      <w:r>
+        <w:rPr>
+          <w:rFonts w:ascii="Times New Roman" w:eastAsia="MS Mincho" w:hAnsi="Times New Roman" w:cs="Times New Roman"/>
+          <w:kern w:val="0"/>
+          <w:sz w:val="28"/>
+          <w:szCs w:val="28"/>
+          <w14:ligatures w14:val="none"/>
+        </w:rPr>
+        <w:t>-ng acoustic synthesis, entirely on the server side. Three speaking styles are available (</w:t>
+      </w:r>
+      <w:proofErr w:type="spellStart"/>
+      <w:r>
+        <w:rPr>
+          <w:rFonts w:ascii="Times New Roman" w:eastAsia="MS Mincho" w:hAnsi="Times New Roman" w:cs="Times New Roman"/>
+          <w:kern w:val="0"/>
+          <w:sz w:val="28"/>
+          <w:szCs w:val="28"/>
+          <w14:ligatures w14:val="none"/>
+        </w:rPr>
+        <w:t>Neytral</w:t>
+      </w:r>
+      <w:proofErr w:type="spellEnd"/>
+      <w:r>
+        <w:rPr>
+          <w:rFonts w:ascii="Times New Roman" w:eastAsia="MS Mincho" w:hAnsi="Times New Roman" w:cs="Times New Roman"/>
+          <w:kern w:val="0"/>
+          <w:sz w:val="28"/>
+          <w:szCs w:val="28"/>
+          <w14:ligatures w14:val="none"/>
+        </w:rPr>
+        <w:t xml:space="preserve">, </w:t>
+      </w:r>
+      <w:proofErr w:type="spellStart"/>
+      <w:r>
+        <w:rPr>
+          <w:rFonts w:ascii="Times New Roman" w:eastAsia="MS Mincho" w:hAnsi="Times New Roman" w:cs="Times New Roman"/>
+          <w:kern w:val="0"/>
+          <w:sz w:val="28"/>
+          <w:szCs w:val="28"/>
+          <w14:ligatures w14:val="none"/>
+        </w:rPr>
+        <w:t>Rəsmi</w:t>
+      </w:r>
+      <w:proofErr w:type="spellEnd"/>
+      <w:r>
+        <w:rPr>
+          <w:rFonts w:ascii="Times New Roman" w:eastAsia="MS Mincho" w:hAnsi="Times New Roman" w:cs="Times New Roman"/>
+          <w:kern w:val="0"/>
+          <w:sz w:val="28"/>
+          <w:szCs w:val="28"/>
+          <w14:ligatures w14:val="none"/>
+        </w:rPr>
+        <w:t xml:space="preserve">, </w:t>
+      </w:r>
+      <w:proofErr w:type="spellStart"/>
+      <w:r>
+        <w:rPr>
+          <w:rFonts w:ascii="Times New Roman" w:eastAsia="MS Mincho" w:hAnsi="Times New Roman" w:cs="Times New Roman"/>
+          <w:kern w:val="0"/>
+          <w:sz w:val="28"/>
+          <w:szCs w:val="28"/>
+          <w14:ligatures w14:val="none"/>
+        </w:rPr>
+        <w:t>Danışıq</w:t>
+      </w:r>
+      <w:proofErr w:type="spellEnd"/>
+      <w:r>
+        <w:rPr>
+          <w:rFonts w:ascii="Times New Roman" w:eastAsia="MS Mincho" w:hAnsi="Times New Roman" w:cs="Times New Roman"/>
+          <w:kern w:val="0"/>
+          <w:sz w:val="28"/>
+          <w:szCs w:val="28"/>
+          <w14:ligatures w14:val="none"/>
+        </w:rPr>
+        <w:t xml:space="preserve">), corresponding to the </w:t>
+      </w:r>
+      <w:proofErr w:type="spellStart"/>
+      <w:r>
+        <w:rPr>
+          <w:rFonts w:ascii="Times New Roman" w:eastAsia="MS Mincho" w:hAnsi="Times New Roman" w:cs="Times New Roman"/>
+          <w:kern w:val="0"/>
+          <w:sz w:val="28"/>
+          <w:szCs w:val="28"/>
+          <w14:ligatures w14:val="none"/>
+        </w:rPr>
+        <w:t>PipelineConfig</w:t>
+      </w:r>
+      <w:proofErr w:type="spellEnd"/>
+      <w:r>
+        <w:rPr>
+          <w:rFonts w:ascii="Times New Roman" w:eastAsia="MS Mincho" w:hAnsi="Times New Roman" w:cs="Times New Roman"/>
+          <w:kern w:val="0"/>
+          <w:sz w:val="28"/>
+          <w:szCs w:val="28"/>
+          <w14:ligatures w14:val="none"/>
+        </w:rPr>
+        <w:t xml:space="preserve"> speaking style parameter, each producing different speech rate and pitch baseline values. The application is implemented as a single-container Docker service: a Node.js build stage compiles the Next.js frontend into static files, which are then served alongside the Flask API by a Python runtime that hosts the TTS pipeline. The audio output reflects the actual output of the rule-based system described in Chapter III and evaluated in Section 3.3.</w:t>
+      </w:r>
+    </w:p>
+    <w:p>
+      <w:pPr>
+        <w:spacing w:after="0" w:line="360" w:lineRule="auto"/>
+        <w:ind w:firstLine="720"/>
+        <w:jc w:val="both"/>
+        <w:rPr>
+          <w:rFonts w:ascii="Times New Roman" w:eastAsia="MS Mincho" w:hAnsi="Times New Roman" w:cs="Times New Roman"/>
+          <w:kern w:val="0"/>
+          <w:sz w:val="28"/>
+          <w:szCs w:val="28"/>
+          <w14:ligatures w14:val="none"/>
+        </w:rPr>
+      </w:pPr>
     </w:p>
     <w:p>
       <w:pPr>
@@ -32256,7 +32185,7 @@
           <w14:ligatures w14:val="none"/>
         </w:rPr>
       </w:pPr>
-      <w:bookmarkStart w:id="101" w:name="OLE_LINK292"/>
+      <w:bookmarkStart w:id="103" w:name="OLE_LINK292"/>
       <w:r>
         <w:rPr>
           <w:rFonts w:ascii="Times New Roman" w:eastAsia="MS Mincho" w:hAnsi="Times New Roman" w:cs="Times New Roman"/>
@@ -32325,7 +32254,7 @@
         </w:rPr>
       </w:pPr>
     </w:p>
-    <w:bookmarkEnd w:id="101"/>
+    <w:bookmarkEnd w:id="103"/>
     <w:p>
       <w:pPr>
         <w:spacing w:line="240" w:lineRule="auto"/>
@@ -32416,7 +32345,7 @@
           <w14:ligatures w14:val="none"/>
         </w:rPr>
       </w:pPr>
-      <w:bookmarkStart w:id="102" w:name="OLE_LINK289"/>
+      <w:bookmarkStart w:id="104" w:name="OLE_LINK289"/>
       <w:r>
         <w:rPr>
           <w:rFonts w:ascii="Times New Roman" w:eastAsia="MS Mincho" w:hAnsi="Times New Roman" w:cs="Times New Roman"/>
@@ -32439,7 +32368,7 @@
         </w:r>
       </w:hyperlink>
     </w:p>
-    <w:bookmarkEnd w:id="102"/>
+    <w:bookmarkEnd w:id="104"/>
     <w:p>
       <w:pPr>
         <w:spacing w:after="0" w:line="360" w:lineRule="auto"/>
@@ -32626,7 +32555,7 @@
           <w14:ligatures w14:val="none"/>
         </w:rPr>
       </w:pPr>
-      <w:bookmarkStart w:id="103" w:name="OLE_LINK293"/>
+      <w:bookmarkStart w:id="105" w:name="OLE_LINK293"/>
       <w:r>
         <w:rPr>
           <w:rFonts w:ascii="Times New Roman" w:eastAsia="MS Mincho" w:hAnsi="Times New Roman" w:cs="Times New Roman"/>
@@ -32682,7 +32611,7 @@
         </w:rPr>
       </w:pPr>
     </w:p>
-    <w:bookmarkEnd w:id="103"/>
+    <w:bookmarkEnd w:id="105"/>
     <w:p>
       <w:pPr>
         <w:spacing w:line="240" w:lineRule="auto"/>
@@ -32835,7 +32764,7 @@
           <w14:ligatures w14:val="none"/>
         </w:rPr>
       </w:pPr>
-      <w:bookmarkStart w:id="104" w:name="_Toc231402741"/>
+      <w:bookmarkStart w:id="106" w:name="_Toc231402741"/>
       <w:r>
         <w:rPr>
           <w:rFonts w:ascii="Times New Roman" w:eastAsia="Times New Roman" w:hAnsi="Times New Roman" w:cs="Times New Roman"/>
@@ -32849,7 +32778,7 @@
         <w:lastRenderedPageBreak/>
         <w:t>CONCLUSION</w:t>
       </w:r>
-      <w:bookmarkEnd w:id="104"/>
+      <w:bookmarkEnd w:id="106"/>
       <w:r>
         <w:rPr>
           <w:rFonts w:ascii="Times New Roman" w:eastAsia="Times New Roman" w:hAnsi="Times New Roman" w:cs="Times New Roman"/>
@@ -32877,7 +32806,7 @@
           <w14:ligatures w14:val="none"/>
         </w:rPr>
       </w:pPr>
-      <w:bookmarkStart w:id="105" w:name="OLE_LINK17"/>
+      <w:bookmarkStart w:id="107" w:name="OLE_LINK17"/>
       <w:r>
         <w:rPr>
           <w:rFonts w:ascii="Times New Roman" w:eastAsia="MS Mincho" w:hAnsi="Times New Roman" w:cs="Times New Roman"/>
@@ -33070,11 +32999,11 @@
         </w:rPr>
         <w:t>In conclusion, this dissertation demonstrates that the integration of AI-based assessment models into educational platforms is not a future aspiration but a present capability, and that responsible, well-engineered deployment of these systems has the potential to make high-quality, personalized educational feedback accessible at a scale that human assessment alone cannot sustain.</w:t>
       </w:r>
-      <w:bookmarkEnd w:id="105"/>
-    </w:p>
-    <w:bookmarkEnd w:id="14"/>
-    <w:bookmarkEnd w:id="15"/>
+      <w:bookmarkEnd w:id="107"/>
+    </w:p>
     <w:bookmarkEnd w:id="16"/>
+    <w:bookmarkEnd w:id="17"/>
+    <w:bookmarkEnd w:id="18"/>
     <w:p>
       <w:pPr>
         <w:rPr>
@@ -33115,7 +33044,7 @@
           <w14:ligatures w14:val="none"/>
         </w:rPr>
       </w:pPr>
-      <w:bookmarkStart w:id="106" w:name="_Toc231402742"/>
+      <w:bookmarkStart w:id="108" w:name="_Toc231402742"/>
       <w:r>
         <w:rPr>
           <w:rFonts w:ascii="Times New Roman" w:eastAsia="Times New Roman" w:hAnsi="Times New Roman" w:cs="Times New Roman"/>
@@ -33129,7 +33058,7 @@
         <w:lastRenderedPageBreak/>
         <w:t>REFERENCES</w:t>
       </w:r>
-      <w:bookmarkEnd w:id="106"/>
+      <w:bookmarkEnd w:id="108"/>
       <w:r>
         <w:rPr>
           <w:rFonts w:ascii="Times New Roman" w:eastAsia="Times New Roman" w:hAnsi="Times New Roman" w:cs="Times New Roman"/>
@@ -33142,8 +33071,8 @@
         </w:rPr>
         <w:t xml:space="preserve"> </w:t>
       </w:r>
-      <w:bookmarkStart w:id="107" w:name="_Hlk130085971"/>
-      <w:bookmarkStart w:id="108" w:name="_Hlk196159072"/>
+      <w:bookmarkStart w:id="109" w:name="_Hlk130085971"/>
+      <w:bookmarkStart w:id="110" w:name="_Hlk196159072"/>
     </w:p>
     <w:p>
       <w:pPr>
@@ -33619,7 +33548,7 @@
         </w:rPr>
         <w:t xml:space="preserve">. NVIDIA Developer Blog. </w:t>
       </w:r>
-      <w:bookmarkStart w:id="109" w:name="OLE_LINK297"/>
+      <w:bookmarkStart w:id="111" w:name="OLE_LINK297"/>
       <w:r>
         <w:rPr>
           <w:rFonts w:ascii="Times New Roman" w:eastAsia="Times New Roman" w:hAnsi="Times New Roman" w:cs="Times New Roman"/>
@@ -33630,7 +33559,7 @@
         </w:rPr>
         <w:t>https://developer.nvidia.com/blog/text-normalization-and-inverse-text-normalization-with-nvidia-nemo/</w:t>
       </w:r>
-      <w:bookmarkEnd w:id="109"/>
+      <w:bookmarkEnd w:id="111"/>
     </w:p>
     <w:p>
       <w:pPr>
@@ -34656,7 +34585,7 @@
           <w14:ligatures w14:val="none"/>
         </w:rPr>
       </w:pPr>
-      <w:bookmarkStart w:id="110" w:name="OLE_LINK134"/>
+      <w:bookmarkStart w:id="112" w:name="OLE_LINK134"/>
       <w:r>
         <w:rPr>
           <w:rFonts w:ascii="Times New Roman" w:eastAsia="MS Mincho" w:hAnsi="Times New Roman" w:cs="Times New Roman"/>
@@ -34834,7 +34763,7 @@
           <w14:ligatures w14:val="none"/>
         </w:rPr>
       </w:pPr>
-      <w:bookmarkStart w:id="111" w:name="OLE_LINK163"/>
+      <w:bookmarkStart w:id="113" w:name="OLE_LINK163"/>
       <w:r>
         <w:rPr>
           <w:rFonts w:ascii="Times New Roman" w:eastAsia="MS Mincho" w:hAnsi="Times New Roman" w:cs="Times New Roman"/>
@@ -34857,7 +34786,7 @@
         </w:rPr>
         <w:t xml:space="preserve"> SWOT analysis of the rule-based TTS approach for Azerbaijani...................................</w:t>
       </w:r>
-      <w:bookmarkEnd w:id="111"/>
+      <w:bookmarkEnd w:id="113"/>
       <w:r>
         <w:rPr>
           <w:rFonts w:ascii="Times New Roman" w:eastAsia="MS Mincho" w:hAnsi="Times New Roman" w:cs="Times New Roman"/>
@@ -34881,8 +34810,8 @@
           <w14:ligatures w14:val="none"/>
         </w:rPr>
       </w:pPr>
-      <w:bookmarkStart w:id="112" w:name="OLE_LINK258"/>
-      <w:bookmarkStart w:id="113" w:name="OLE_LINK165"/>
+      <w:bookmarkStart w:id="114" w:name="OLE_LINK258"/>
+      <w:bookmarkStart w:id="115" w:name="OLE_LINK165"/>
       <w:r>
         <w:rPr>
           <w:rFonts w:ascii="Times New Roman" w:eastAsia="MS Mincho" w:hAnsi="Times New Roman" w:cs="Times New Roman"/>
@@ -34938,8 +34867,8 @@
           <w14:ligatures w14:val="none"/>
         </w:rPr>
       </w:pPr>
-      <w:bookmarkStart w:id="114" w:name="OLE_LINK191"/>
-      <w:bookmarkEnd w:id="112"/>
+      <w:bookmarkStart w:id="116" w:name="OLE_LINK191"/>
+      <w:bookmarkEnd w:id="114"/>
       <w:r>
         <w:rPr>
           <w:rFonts w:ascii="Times New Roman" w:eastAsia="MS Mincho" w:hAnsi="Times New Roman" w:cs="Times New Roman"/>
@@ -35005,7 +34934,7 @@
           <w14:ligatures w14:val="none"/>
         </w:rPr>
       </w:pPr>
-      <w:bookmarkStart w:id="115" w:name="OLE_LINK197"/>
+      <w:bookmarkStart w:id="117" w:name="OLE_LINK197"/>
       <w:r>
         <w:rPr>
           <w:rFonts w:ascii="Times New Roman" w:eastAsia="MS Mincho" w:hAnsi="Times New Roman" w:cs="Times New Roman"/>
@@ -35028,7 +34957,7 @@
         </w:rPr>
         <w:t xml:space="preserve"> Text normalization accuracy by category (100 test sentences)........................................</w:t>
       </w:r>
-      <w:bookmarkEnd w:id="115"/>
+      <w:bookmarkEnd w:id="117"/>
       <w:r>
         <w:rPr>
           <w:rFonts w:ascii="Times New Roman" w:eastAsia="MS Mincho" w:hAnsi="Times New Roman" w:cs="Times New Roman"/>
@@ -35113,7 +35042,7 @@
         </w:rPr>
         <w:t>...</w:t>
       </w:r>
-      <w:bookmarkStart w:id="116" w:name="OLE_LINK264"/>
+      <w:bookmarkStart w:id="118" w:name="OLE_LINK264"/>
       <w:r>
         <w:rPr>
           <w:rFonts w:ascii="Times New Roman" w:eastAsia="MS Mincho" w:hAnsi="Times New Roman" w:cs="Times New Roman"/>
@@ -35124,7 +35053,7 @@
         </w:rPr>
         <w:t>............</w:t>
       </w:r>
-      <w:bookmarkEnd w:id="116"/>
+      <w:bookmarkEnd w:id="118"/>
       <w:r>
         <w:rPr>
           <w:rFonts w:ascii="Times New Roman" w:eastAsia="MS Mincho" w:hAnsi="Times New Roman" w:cs="Times New Roman"/>
@@ -35356,7 +35285,7 @@
           <w14:ligatures w14:val="none"/>
         </w:rPr>
       </w:pPr>
-      <w:bookmarkStart w:id="117" w:name="OLE_LINK302"/>
+      <w:bookmarkStart w:id="119" w:name="OLE_LINK302"/>
       <w:r>
         <w:rPr>
           <w:rFonts w:ascii="Times New Roman" w:eastAsia="MS Mincho" w:hAnsi="Times New Roman" w:cs="Times New Roman"/>
@@ -35379,9 +35308,9 @@
         </w:rPr>
         <w:t xml:space="preserve"> MOS evaluation results, proposed system vs espeak-ng baseline..................................</w:t>
       </w:r>
-      <w:bookmarkEnd w:id="110"/>
-      <w:bookmarkEnd w:id="113"/>
-      <w:bookmarkEnd w:id="114"/>
+      <w:bookmarkEnd w:id="112"/>
+      <w:bookmarkEnd w:id="115"/>
+      <w:bookmarkEnd w:id="116"/>
       <w:r>
         <w:rPr>
           <w:rFonts w:ascii="Times New Roman" w:eastAsia="MS Mincho" w:hAnsi="Times New Roman" w:cs="Times New Roman"/>
@@ -35451,7 +35380,7 @@
         </w:rPr>
       </w:pPr>
     </w:p>
-    <w:bookmarkEnd w:id="117"/>
+    <w:bookmarkEnd w:id="119"/>
     <w:p>
       <w:pPr>
         <w:spacing w:after="0" w:line="240" w:lineRule="auto"/>
@@ -35532,8 +35461,8 @@
           <w14:ligatures w14:val="none"/>
         </w:rPr>
       </w:pPr>
-      <w:bookmarkStart w:id="118" w:name="OLE_LINK265"/>
-      <w:bookmarkStart w:id="119" w:name="OLE_LINK179"/>
+      <w:bookmarkStart w:id="120" w:name="OLE_LINK265"/>
+      <w:bookmarkStart w:id="121" w:name="OLE_LINK179"/>
       <w:r>
         <w:rPr>
           <w:rFonts w:ascii="Times New Roman" w:eastAsia="MS Mincho" w:hAnsi="Times New Roman" w:cs="Times New Roman"/>
@@ -35628,7 +35557,7 @@
         <w:t>17</w:t>
       </w:r>
     </w:p>
-    <w:bookmarkEnd w:id="118"/>
+    <w:bookmarkEnd w:id="120"/>
     <w:p>
       <w:pPr>
         <w:spacing w:after="0" w:line="240" w:lineRule="auto"/>
@@ -36091,7 +36020,7 @@
         </w:rPr>
         <w:t>.</w:t>
       </w:r>
-      <w:bookmarkStart w:id="120" w:name="OLE_LINK270"/>
+      <w:bookmarkStart w:id="122" w:name="OLE_LINK270"/>
       <w:r>
         <w:rPr>
           <w:rFonts w:ascii="Times New Roman" w:eastAsia="MS Mincho" w:hAnsi="Times New Roman" w:cs="Times New Roman"/>
@@ -36102,7 +36031,7 @@
         </w:rPr>
         <w:t>.</w:t>
       </w:r>
-      <w:bookmarkEnd w:id="120"/>
+      <w:bookmarkEnd w:id="122"/>
       <w:r>
         <w:rPr>
           <w:rFonts w:ascii="Times New Roman" w:eastAsia="MS Mincho" w:hAnsi="Times New Roman" w:cs="Times New Roman"/>
@@ -36308,7 +36237,7 @@
         </w:rPr>
         <w:t>............</w:t>
       </w:r>
-      <w:bookmarkStart w:id="121" w:name="OLE_LINK274"/>
+      <w:bookmarkStart w:id="123" w:name="OLE_LINK274"/>
       <w:r>
         <w:rPr>
           <w:rFonts w:ascii="Times New Roman" w:eastAsia="MS Mincho" w:hAnsi="Times New Roman" w:cs="Times New Roman"/>
@@ -36319,7 +36248,7 @@
         </w:rPr>
         <w:t>.....................................</w:t>
       </w:r>
-      <w:bookmarkEnd w:id="121"/>
+      <w:bookmarkEnd w:id="123"/>
       <w:r>
         <w:rPr>
           <w:rFonts w:ascii="Times New Roman" w:eastAsia="MS Mincho" w:hAnsi="Times New Roman" w:cs="Times New Roman"/>
@@ -36597,7 +36526,7 @@
         </w:rPr>
         <w:t xml:space="preserve"> </w:t>
       </w:r>
-      <w:bookmarkStart w:id="122" w:name="OLE_LINK8"/>
+      <w:bookmarkStart w:id="124" w:name="OLE_LINK8"/>
       <w:r>
         <w:rPr>
           <w:rFonts w:ascii="Times New Roman" w:eastAsia="MS Mincho" w:hAnsi="Times New Roman" w:cs="Times New Roman"/>
@@ -36614,7 +36543,7 @@
         </w:rPr>
         <w:t>, consonants</w:t>
       </w:r>
-      <w:bookmarkEnd w:id="122"/>
+      <w:bookmarkEnd w:id="124"/>
       <w:r>
         <w:rPr>
           <w:rFonts w:ascii="Times New Roman" w:eastAsia="MS Mincho" w:hAnsi="Times New Roman" w:cs="Times New Roman"/>
@@ -36688,7 +36617,7 @@
           <w14:ligatures w14:val="none"/>
         </w:rPr>
       </w:pPr>
-      <w:bookmarkStart w:id="123" w:name="OLE_LINK6"/>
+      <w:bookmarkStart w:id="125" w:name="OLE_LINK6"/>
       <w:r>
         <w:rPr>
           <w:rFonts w:ascii="Times New Roman" w:eastAsia="MS Mincho" w:hAnsi="Times New Roman" w:cs="Times New Roman"/>
@@ -36754,7 +36683,7 @@
         </w:rPr>
         <w:t>...............</w:t>
       </w:r>
-      <w:bookmarkStart w:id="124" w:name="OLE_LINK278"/>
+      <w:bookmarkStart w:id="126" w:name="OLE_LINK278"/>
       <w:r>
         <w:rPr>
           <w:rFonts w:ascii="Times New Roman" w:eastAsia="MS Mincho" w:hAnsi="Times New Roman" w:cs="Times New Roman"/>
@@ -36765,7 +36694,7 @@
         </w:rPr>
         <w:t>................................</w:t>
       </w:r>
-      <w:bookmarkEnd w:id="124"/>
+      <w:bookmarkEnd w:id="126"/>
       <w:r>
         <w:rPr>
           <w:rFonts w:ascii="Times New Roman" w:eastAsia="MS Mincho" w:hAnsi="Times New Roman" w:cs="Times New Roman"/>
@@ -36797,7 +36726,7 @@
         <w:t>52</w:t>
       </w:r>
     </w:p>
-    <w:bookmarkEnd w:id="123"/>
+    <w:bookmarkEnd w:id="125"/>
     <w:p>
       <w:pPr>
         <w:spacing w:after="0" w:line="240" w:lineRule="auto"/>
@@ -37016,7 +36945,7 @@
           <w14:ligatures w14:val="none"/>
         </w:rPr>
       </w:pPr>
-      <w:bookmarkStart w:id="125" w:name="OLE_LINK284"/>
+      <w:bookmarkStart w:id="127" w:name="OLE_LINK284"/>
       <w:r>
         <w:rPr>
           <w:rFonts w:ascii="Times New Roman" w:eastAsia="MS Mincho" w:hAnsi="Times New Roman" w:cs="Times New Roman"/>
@@ -37157,9 +37086,9 @@
           <w14:ligatures w14:val="none"/>
         </w:rPr>
       </w:pPr>
-      <w:bookmarkStart w:id="126" w:name="OLE_LINK294"/>
-      <w:bookmarkEnd w:id="119"/>
-      <w:bookmarkEnd w:id="125"/>
+      <w:bookmarkStart w:id="128" w:name="OLE_LINK294"/>
+      <w:bookmarkEnd w:id="121"/>
+      <w:bookmarkEnd w:id="127"/>
       <w:r>
         <w:rPr>
           <w:rFonts w:ascii="Times New Roman" w:eastAsia="MS Mincho" w:hAnsi="Times New Roman" w:cs="Times New Roman"/>
@@ -37441,9 +37370,9 @@
         </w:rPr>
         <w:t>.............................................................................................</w:t>
       </w:r>
-      <w:bookmarkEnd w:id="107"/>
-      <w:bookmarkEnd w:id="108"/>
-      <w:bookmarkEnd w:id="126"/>
+      <w:bookmarkEnd w:id="109"/>
+      <w:bookmarkEnd w:id="110"/>
+      <w:bookmarkEnd w:id="128"/>
       <w:r>
         <w:rPr>
           <w:rFonts w:ascii="Times New Roman" w:eastAsia="MS Mincho" w:hAnsi="Times New Roman" w:cs="Times New Roman"/>
@@ -37611,7 +37540,7 @@
         <v:path o:extrusionok="f" gradientshapeok="t" o:connecttype="rect"/>
         <o:lock v:ext="edit" aspectratio="t"/>
       </v:shapetype>
-      <v:shape id="_x0000_i1025" type="#_x0000_t75" style="width:11pt;height:11pt;visibility:visible;mso-wrap-style:square" o:bullet="t">
+      <v:shape id="_x0000_i1025" type="#_x0000_t75" style="width:11.3pt;height:11.3pt;visibility:visible;mso-wrap-style:square" o:bullet="t">
         <v:imagedata r:id="rId1" o:title=""/>
       </v:shape>
     </w:pict>
